--- a/00-首页/题组Word/综合模拟卷/综合模拟卷IV-教师版.docx
+++ b/00-首页/题组Word/综合模拟卷/综合模拟卷IV-教师版.docx
@@ -234,27 +234,59 @@
               <w:pStyle w:val="Compact"/>
               <w:jc w:val="center"/>
             </w:pPr>
+            <m:oMath>
+              <m:sSub>
+                <m:e>
+                  <m:r>
+                    <m:rPr>
+                      <m:sty m:val="p"/>
+                    </m:rPr>
+                    <m:t>Δ</m:t>
+                  </m:r>
+                </m:e>
+                <m:sub>
+                  <m:r>
+                    <m:rPr>
+                      <m:sty m:val="p"/>
+                    </m:rPr>
+                    <m:t>r</m:t>
+                  </m:r>
+                </m:sub>
+              </m:sSub>
+              <m:sSubSup>
+                <m:e>
+                  <m:r>
+                    <m:t>H</m:t>
+                  </m:r>
+                </m:e>
+                <m:sub>
+                  <m:r>
+                    <m:rPr>
+                      <m:sty m:val="p"/>
+                    </m:rPr>
+                    <m:t>m</m:t>
+                  </m:r>
+                </m:sub>
+                <m:sup>
+                  <m:r>
+                    <m:t>θ</m:t>
+                  </m:r>
+                </m:sup>
+              </m:sSubSup>
+            </m:oMath>
             <w:r>
               <w:rPr>
                 <w:rFonts w:ascii="Times New Roman" w:hAnsi="Times New Roman" w:eastAsia="Times New Roman" w:cs="Times New Roman"/>
                 <w:b/>
               </w:rPr>
-              <w:t>ΔrH^θ</w:t>
+              <w:t xml:space="preserve"> </w:t>
             </w:r>
             <w:r>
               <w:rPr>
                 <w:rFonts w:ascii="Times New Roman" w:hAnsi="Times New Roman" w:eastAsia="Times New Roman" w:cs="Times New Roman"/>
                 <w:b/>
-                <w:vertAlign w:val="subscript"/>
-              </w:rPr>
-              <w:t>m</w:t>
-            </w:r>
-            <w:r>
-              <w:rPr>
-                <w:rFonts w:ascii="Times New Roman" w:hAnsi="Times New Roman" w:eastAsia="Times New Roman" w:cs="Times New Roman"/>
-                <w:b/>
-              </w:rPr>
-              <w:t xml:space="preserve"> / kJ·mol</w:t>
+              </w:rPr>
+              <w:t>/ kJ·mol</w:t>
             </w:r>
             <w:r>
               <w:rPr>
@@ -1691,24 +1723,57 @@
               <w:pStyle w:val="Compact"/>
               <w:jc w:val="center"/>
             </w:pPr>
+            <m:oMath>
+              <m:sSub>
+                <m:e>
+                  <m:r>
+                    <m:rPr>
+                      <m:sty m:val="p"/>
+                    </m:rPr>
+                    <m:t>Δ</m:t>
+                  </m:r>
+                </m:e>
+                <m:sub>
+                  <m:r>
+                    <m:rPr>
+                      <m:sty m:val="p"/>
+                    </m:rPr>
+                    <m:t>f</m:t>
+                  </m:r>
+                </m:sub>
+              </m:sSub>
+              <m:sSubSup>
+                <m:e>
+                  <m:r>
+                    <m:t>H</m:t>
+                  </m:r>
+                </m:e>
+                <m:sub>
+                  <m:r>
+                    <m:rPr>
+                      <m:sty m:val="p"/>
+                    </m:rPr>
+                    <m:t>m</m:t>
+                  </m:r>
+                </m:sub>
+                <m:sup>
+                  <m:r>
+                    <m:t>θ</m:t>
+                  </m:r>
+                </m:sup>
+              </m:sSubSup>
+            </m:oMath>
             <w:r>
               <w:rPr>
                 <w:rFonts w:ascii="Times New Roman" w:hAnsi="Times New Roman" w:eastAsia="Times New Roman" w:cs="Times New Roman"/>
               </w:rPr>
-              <w:t>ΔfH^θ</w:t>
+              <w:t xml:space="preserve"> </w:t>
             </w:r>
             <w:r>
               <w:rPr>
                 <w:rFonts w:ascii="Times New Roman" w:hAnsi="Times New Roman" w:eastAsia="Times New Roman" w:cs="Times New Roman"/>
-                <w:vertAlign w:val="subscript"/>
-              </w:rPr>
-              <w:t>m</w:t>
-            </w:r>
-            <w:r>
-              <w:rPr>
-                <w:rFonts w:ascii="Times New Roman" w:hAnsi="Times New Roman" w:eastAsia="Times New Roman" w:cs="Times New Roman"/>
-              </w:rPr>
-              <w:t xml:space="preserve"> / kJ·mol</w:t>
+              </w:rPr>
+              <w:t>/ kJ·mol</w:t>
             </w:r>
             <w:r>
               <w:rPr>
@@ -1863,11 +1928,31 @@
               <w:pStyle w:val="Compact"/>
               <w:jc w:val="center"/>
             </w:pPr>
+            <m:oMath>
+              <m:sSup>
+                <m:e>
+                  <m:r>
+                    <m:t>S</m:t>
+                  </m:r>
+                </m:e>
+                <m:sup>
+                  <m:r>
+                    <m:t>θ</m:t>
+                  </m:r>
+                </m:sup>
+              </m:sSup>
+            </m:oMath>
             <w:r>
               <w:rPr>
                 <w:rFonts w:ascii="Times New Roman" w:hAnsi="Times New Roman" w:eastAsia="Times New Roman" w:cs="Times New Roman"/>
               </w:rPr>
-              <w:t>S^θ / J·K</w:t>
+              <w:t xml:space="preserve"> </w:t>
+            </w:r>
+            <w:r>
+              <w:rPr>
+                <w:rFonts w:ascii="Times New Roman" w:hAnsi="Times New Roman" w:eastAsia="Times New Roman" w:cs="Times New Roman"/>
+              </w:rPr>
+              <w:t>/ J·K</w:t>
             </w:r>
             <w:r>
               <w:rPr>
@@ -2045,7 +2130,8 @@
     <w:tbl>
       <w:tblPr>
         <w:tblStyle w:val="Table"/>
-        <w:tblW w:type="auto" w:w="0"/>
+        <w:tblW w:type="pct" w:w="5000"/>
+        <w:tblLayout w:type="fixed"/>
         <w:tblLook w:firstRow="1" w:lastRow="0" w:firstColumn="0" w:lastColumn="0" w:noHBand="0" w:noVBand="0" w:val="0020"/>
       </w:tblPr>
       <w:tblGrid>
@@ -2112,11 +2198,43 @@
               <w:pStyle w:val="Compact"/>
               <w:jc w:val="center"/>
             </w:pPr>
+            <m:oMath>
+              <m:sSub>
+                <m:e>
+                  <m:r>
+                    <m:rPr>
+                      <m:sty m:val="p"/>
+                    </m:rPr>
+                    <m:t>Δ</m:t>
+                  </m:r>
+                </m:e>
+                <m:sub>
+                  <m:r>
+                    <m:rPr>
+                      <m:sty m:val="p"/>
+                    </m:rPr>
+                    <m:t>r</m:t>
+                  </m:r>
+                </m:sub>
+              </m:sSub>
+              <m:sSup>
+                <m:e>
+                  <m:r>
+                    <m:t>H</m:t>
+                  </m:r>
+                </m:e>
+                <m:sup>
+                  <m:r>
+                    <m:t>θ</m:t>
+                  </m:r>
+                </m:sup>
+              </m:sSup>
+            </m:oMath>
             <w:r>
               <w:rPr>
                 <w:rFonts w:ascii="Times New Roman" w:hAnsi="Times New Roman" w:eastAsia="Times New Roman" w:cs="Times New Roman"/>
               </w:rPr>
-              <w:t xml:space="preserve">ΔrH^θ </w:t>
+              <w:t xml:space="preserve"> </w:t>
             </w:r>
             <w:r>
               <w:rPr>
@@ -2150,11 +2268,43 @@
               <w:pStyle w:val="Compact"/>
               <w:jc w:val="center"/>
             </w:pPr>
+            <m:oMath>
+              <m:sSub>
+                <m:e>
+                  <m:r>
+                    <m:rPr>
+                      <m:sty m:val="p"/>
+                    </m:rPr>
+                    <m:t>Δ</m:t>
+                  </m:r>
+                </m:e>
+                <m:sub>
+                  <m:r>
+                    <m:rPr>
+                      <m:sty m:val="p"/>
+                    </m:rPr>
+                    <m:t>r</m:t>
+                  </m:r>
+                </m:sub>
+              </m:sSub>
+              <m:sSup>
+                <m:e>
+                  <m:r>
+                    <m:t>S</m:t>
+                  </m:r>
+                </m:e>
+                <m:sup>
+                  <m:r>
+                    <m:t>θ</m:t>
+                  </m:r>
+                </m:sup>
+              </m:sSup>
+            </m:oMath>
             <w:r>
               <w:rPr>
                 <w:rFonts w:ascii="Times New Roman" w:hAnsi="Times New Roman" w:eastAsia="Times New Roman" w:cs="Times New Roman"/>
               </w:rPr>
-              <w:t xml:space="preserve">ΔrS^θ、ΔG = ΔH − TΔS </w:t>
+              <w:t xml:space="preserve">、ΔG = ΔH − TΔS </w:t>
             </w:r>
             <w:r>
               <w:rPr>
@@ -2523,58 +2673,127 @@
         <w:rPr>
           <w:rFonts w:ascii="Times New Roman" w:hAnsi="Times New Roman" w:eastAsia="Times New Roman" w:cs="Times New Roman"/>
         </w:rPr>
-        <w:t xml:space="preserve"> ΔfH</w:t>
-      </w:r>
-      <w:r>
-        <w:rPr>
-          <w:rFonts w:ascii="Times New Roman" w:hAnsi="Times New Roman" w:eastAsia="Times New Roman" w:cs="Times New Roman"/>
-        </w:rPr>
-        <w:t>θ</w:t>
-      </w:r>
-      <w:r>
-        <w:rPr>
-          <w:rFonts w:ascii="Times New Roman" w:hAnsi="Times New Roman" w:eastAsia="Times New Roman" w:cs="Times New Roman"/>
-          <w:vertAlign w:val="subscript"/>
-        </w:rPr>
-        <w:t>m</w:t>
-      </w:r>
-      <w:r>
-        <w:rPr>
-          <w:rFonts w:ascii="Times New Roman" w:hAnsi="Times New Roman" w:eastAsia="Times New Roman" w:cs="Times New Roman"/>
-        </w:rPr>
-        <w:t>、S</w:t>
-      </w:r>
-      <w:r>
-        <w:rPr>
-          <w:rFonts w:hint="eastAsia" w:ascii="Times New Roman" w:hAnsi="Times New Roman" w:eastAsia="Times New Roman" w:cs="Times New Roman"/>
-        </w:rPr>
-        <w:t>θ</w:t>
-      </w:r>
-      <w:r>
-        <w:rPr>
-          <w:rFonts w:hint="eastAsia" w:ascii="Times New Roman" w:hAnsi="Times New Roman" w:eastAsia="Times New Roman" w:cs="Times New Roman"/>
-          <w:vertAlign w:val="subscript"/>
-        </w:rPr>
-        <w:t>m</w:t>
-      </w:r>
-      <w:r>
-        <w:rPr>
-          <w:rFonts w:hint="eastAsia" w:ascii="Times New Roman" w:hAnsi="Times New Roman" w:eastAsia="Times New Roman" w:cs="Times New Roman"/>
-        </w:rPr>
-        <w:t>、ΔfG^θ</w:t>
-      </w:r>
-      <w:r>
-        <w:rPr>
-          <w:rFonts w:hint="eastAsia" w:ascii="Times New Roman" w:hAnsi="Times New Roman" w:eastAsia="Times New Roman" w:cs="Times New Roman"/>
-          <w:vertAlign w:val="subscript"/>
-        </w:rPr>
-        <w:t>m</w:t>
-      </w:r>
-      <w:r>
-        <w:rPr>
-          <w:rFonts w:hint="eastAsia" w:ascii="Times New Roman" w:hAnsi="Times New Roman" w:eastAsia="Times New Roman" w:cs="Times New Roman"/>
-        </w:rPr>
-        <w:t>）。</w:t>
+        <w:t xml:space="preserve"> </w:t>
+      </w:r>
+      <m:oMath>
+        <m:sSub>
+          <m:e>
+            <m:r>
+              <m:rPr>
+                <m:sty m:val="p"/>
+              </m:rPr>
+              <m:t>Δ</m:t>
+            </m:r>
+          </m:e>
+          <m:sub>
+            <m:r>
+              <m:rPr>
+                <m:sty m:val="p"/>
+              </m:rPr>
+              <m:t>f</m:t>
+            </m:r>
+          </m:sub>
+        </m:sSub>
+        <m:sSubSup>
+          <m:e>
+            <m:r>
+              <m:t>H</m:t>
+            </m:r>
+          </m:e>
+          <m:sub>
+            <m:r>
+              <m:rPr>
+                <m:sty m:val="p"/>
+              </m:rPr>
+              <m:t>m</m:t>
+            </m:r>
+          </m:sub>
+          <m:sup>
+            <m:r>
+              <m:t>θ</m:t>
+            </m:r>
+          </m:sup>
+        </m:sSubSup>
+      </m:oMath>
+      <w:r>
+        <w:rPr>
+          <w:rFonts w:ascii="Times New Roman" w:hAnsi="Times New Roman" w:eastAsia="Times New Roman" w:cs="Times New Roman"/>
+        </w:rPr>
+        <w:t xml:space="preserve">、</w:t>
+      </w:r>
+      <m:oMath>
+        <m:sSubSup>
+          <m:e>
+            <m:r>
+              <m:t>S</m:t>
+            </m:r>
+          </m:e>
+          <m:sub>
+            <m:r>
+              <m:rPr>
+                <m:sty m:val="p"/>
+              </m:rPr>
+              <m:t>m</m:t>
+            </m:r>
+          </m:sub>
+          <m:sup>
+            <m:r>
+              <m:t>θ</m:t>
+            </m:r>
+          </m:sup>
+        </m:sSubSup>
+      </m:oMath>
+      <w:r>
+        <w:rPr>
+          <w:rFonts w:ascii="Times New Roman" w:hAnsi="Times New Roman" w:eastAsia="Times New Roman" w:cs="Times New Roman"/>
+        </w:rPr>
+        <w:t xml:space="preserve">、</w:t>
+      </w:r>
+      <m:oMath>
+        <m:sSub>
+          <m:e>
+            <m:r>
+              <m:rPr>
+                <m:sty m:val="p"/>
+              </m:rPr>
+              <m:t>Δ</m:t>
+            </m:r>
+          </m:e>
+          <m:sub>
+            <m:r>
+              <m:rPr>
+                <m:sty m:val="p"/>
+              </m:rPr>
+              <m:t>f</m:t>
+            </m:r>
+          </m:sub>
+        </m:sSub>
+        <m:sSubSup>
+          <m:e>
+            <m:r>
+              <m:t>G</m:t>
+            </m:r>
+          </m:e>
+          <m:sub>
+            <m:r>
+              <m:rPr>
+                <m:sty m:val="p"/>
+              </m:rPr>
+              <m:t>m</m:t>
+            </m:r>
+          </m:sub>
+          <m:sup>
+            <m:r>
+              <m:t>θ</m:t>
+            </m:r>
+          </m:sup>
+        </m:sSubSup>
+      </m:oMath>
+      <w:r>
+        <w:rPr>
+          <w:rFonts w:hint="eastAsia" w:ascii="Times New Roman" w:hAnsi="Times New Roman" w:eastAsia="Times New Roman" w:cs="Times New Roman"/>
+        </w:rPr>
+        <w:t xml:space="preserve">）。</w:t>
       </w:r>
     </w:p>
     <w:p>
@@ -2872,58 +3091,145 @@
         <w:rPr>
           <w:rFonts w:ascii="Times New Roman" w:hAnsi="Times New Roman" w:eastAsia="Times New Roman" w:cs="Times New Roman"/>
         </w:rPr>
-        <w:t xml:space="preserve"> ΔrH</w:t>
-      </w:r>
-      <w:r>
-        <w:rPr>
-          <w:rFonts w:ascii="Times New Roman" w:hAnsi="Times New Roman" w:eastAsia="Times New Roman" w:cs="Times New Roman"/>
-        </w:rPr>
-        <w:t>θ</w:t>
-      </w:r>
-      <w:r>
-        <w:rPr>
-          <w:rFonts w:ascii="Times New Roman" w:hAnsi="Times New Roman" w:eastAsia="Times New Roman" w:cs="Times New Roman"/>
-          <w:vertAlign w:val="subscript"/>
-        </w:rPr>
-        <w:t>m</w:t>
-      </w:r>
-      <w:r>
-        <w:rPr>
-          <w:rFonts w:ascii="Times New Roman" w:hAnsi="Times New Roman" w:eastAsia="Times New Roman" w:cs="Times New Roman"/>
-        </w:rPr>
-        <w:t>、ΔrS</w:t>
-      </w:r>
-      <w:r>
-        <w:rPr>
-          <w:rFonts w:ascii="Times New Roman" w:hAnsi="Times New Roman" w:eastAsia="Times New Roman" w:cs="Times New Roman"/>
-        </w:rPr>
-        <w:t>θ</w:t>
-      </w:r>
-      <w:r>
-        <w:rPr>
-          <w:rFonts w:ascii="Times New Roman" w:hAnsi="Times New Roman" w:eastAsia="Times New Roman" w:cs="Times New Roman"/>
-          <w:vertAlign w:val="subscript"/>
-        </w:rPr>
-        <w:t>m</w:t>
-      </w:r>
-      <w:r>
-        <w:rPr>
-          <w:rFonts w:ascii="Times New Roman" w:hAnsi="Times New Roman" w:eastAsia="Times New Roman" w:cs="Times New Roman"/>
-        </w:rPr>
-        <w:t>、ΔrG^θ</w:t>
-      </w:r>
-      <w:r>
-        <w:rPr>
-          <w:rFonts w:ascii="Times New Roman" w:hAnsi="Times New Roman" w:eastAsia="Times New Roman" w:cs="Times New Roman"/>
-          <w:vertAlign w:val="subscript"/>
-        </w:rPr>
-        <w:t>m</w:t>
-      </w:r>
-      <w:r>
-        <w:rPr>
-          <w:rFonts w:ascii="Times New Roman" w:hAnsi="Times New Roman" w:eastAsia="Times New Roman" w:cs="Times New Roman"/>
-        </w:rPr>
-        <w:t>。</w:t>
+        <w:t xml:space="preserve"> </w:t>
+      </w:r>
+      <m:oMath>
+        <m:sSub>
+          <m:e>
+            <m:r>
+              <m:rPr>
+                <m:sty m:val="p"/>
+              </m:rPr>
+              <m:t>Δ</m:t>
+            </m:r>
+          </m:e>
+          <m:sub>
+            <m:r>
+              <m:rPr>
+                <m:sty m:val="p"/>
+              </m:rPr>
+              <m:t>r</m:t>
+            </m:r>
+          </m:sub>
+        </m:sSub>
+        <m:sSubSup>
+          <m:e>
+            <m:r>
+              <m:t>H</m:t>
+            </m:r>
+          </m:e>
+          <m:sub>
+            <m:r>
+              <m:rPr>
+                <m:sty m:val="p"/>
+              </m:rPr>
+              <m:t>m</m:t>
+            </m:r>
+          </m:sub>
+          <m:sup>
+            <m:r>
+              <m:t>θ</m:t>
+            </m:r>
+          </m:sup>
+        </m:sSubSup>
+      </m:oMath>
+      <w:r>
+        <w:rPr>
+          <w:rFonts w:ascii="Times New Roman" w:hAnsi="Times New Roman" w:eastAsia="Times New Roman" w:cs="Times New Roman"/>
+        </w:rPr>
+        <w:t xml:space="preserve">、</w:t>
+      </w:r>
+      <m:oMath>
+        <m:sSub>
+          <m:e>
+            <m:r>
+              <m:rPr>
+                <m:sty m:val="p"/>
+              </m:rPr>
+              <m:t>Δ</m:t>
+            </m:r>
+          </m:e>
+          <m:sub>
+            <m:r>
+              <m:rPr>
+                <m:sty m:val="p"/>
+              </m:rPr>
+              <m:t>r</m:t>
+            </m:r>
+          </m:sub>
+        </m:sSub>
+        <m:sSubSup>
+          <m:e>
+            <m:r>
+              <m:t>S</m:t>
+            </m:r>
+          </m:e>
+          <m:sub>
+            <m:r>
+              <m:rPr>
+                <m:sty m:val="p"/>
+              </m:rPr>
+              <m:t>m</m:t>
+            </m:r>
+          </m:sub>
+          <m:sup>
+            <m:r>
+              <m:t>θ</m:t>
+            </m:r>
+          </m:sup>
+        </m:sSubSup>
+      </m:oMath>
+      <w:r>
+        <w:rPr>
+          <w:rFonts w:ascii="Times New Roman" w:hAnsi="Times New Roman" w:eastAsia="Times New Roman" w:cs="Times New Roman"/>
+        </w:rPr>
+        <w:t xml:space="preserve">、</w:t>
+      </w:r>
+      <m:oMath>
+        <m:sSub>
+          <m:e>
+            <m:r>
+              <m:rPr>
+                <m:sty m:val="p"/>
+              </m:rPr>
+              <m:t>Δ</m:t>
+            </m:r>
+          </m:e>
+          <m:sub>
+            <m:r>
+              <m:rPr>
+                <m:sty m:val="p"/>
+              </m:rPr>
+              <m:t>r</m:t>
+            </m:r>
+          </m:sub>
+        </m:sSub>
+        <m:sSubSup>
+          <m:e>
+            <m:r>
+              <m:t>G</m:t>
+            </m:r>
+          </m:e>
+          <m:sub>
+            <m:r>
+              <m:rPr>
+                <m:sty m:val="p"/>
+              </m:rPr>
+              <m:t>m</m:t>
+            </m:r>
+          </m:sub>
+          <m:sup>
+            <m:r>
+              <m:t>θ</m:t>
+            </m:r>
+          </m:sup>
+        </m:sSubSup>
+      </m:oMath>
+      <w:r>
+        <w:rPr>
+          <w:rFonts w:ascii="Times New Roman" w:hAnsi="Times New Roman" w:eastAsia="Times New Roman" w:cs="Times New Roman"/>
+        </w:rPr>
+        <w:t xml:space="preserve">。</w:t>
       </w:r>
     </w:p>
     <w:p>
@@ -2944,24 +3250,51 @@
         </w:rPr>
         <w:t xml:space="preserve"> </w:t>
       </w:r>
-      <w:r>
-        <w:rPr>
-          <w:rFonts w:ascii="Times New Roman" w:hAnsi="Times New Roman" w:eastAsia="Times New Roman" w:cs="Times New Roman"/>
-        </w:rPr>
-        <w:t>ΔrG^θ</w:t>
-      </w:r>
-      <w:r>
-        <w:rPr>
-          <w:rFonts w:ascii="Times New Roman" w:hAnsi="Times New Roman" w:eastAsia="Times New Roman" w:cs="Times New Roman"/>
-          <w:vertAlign w:val="subscript"/>
-        </w:rPr>
-        <w:t>m</w:t>
-      </w:r>
-      <w:r>
-        <w:rPr>
-          <w:rFonts w:ascii="Times New Roman" w:hAnsi="Times New Roman" w:eastAsia="Times New Roman" w:cs="Times New Roman"/>
-        </w:rPr>
-        <w:t>(500 K)。</w:t>
+      <m:oMath>
+        <m:sSub>
+          <m:e>
+            <m:r>
+              <m:rPr>
+                <m:sty m:val="p"/>
+              </m:rPr>
+              <m:t>Δ</m:t>
+            </m:r>
+          </m:e>
+          <m:sub>
+            <m:r>
+              <m:rPr>
+                <m:sty m:val="p"/>
+              </m:rPr>
+              <m:t>r</m:t>
+            </m:r>
+          </m:sub>
+        </m:sSub>
+        <m:sSubSup>
+          <m:e>
+            <m:r>
+              <m:t>G</m:t>
+            </m:r>
+          </m:e>
+          <m:sub>
+            <m:r>
+              <m:rPr>
+                <m:sty m:val="p"/>
+              </m:rPr>
+              <m:t>m</m:t>
+            </m:r>
+          </m:sub>
+          <m:sup>
+            <m:r>
+              <m:t>θ</m:t>
+            </m:r>
+          </m:sup>
+        </m:sSubSup>
+      </m:oMath>
+      <w:r>
+        <w:rPr>
+          <w:rFonts w:ascii="Times New Roman" w:hAnsi="Times New Roman" w:eastAsia="Times New Roman" w:cs="Times New Roman"/>
+        </w:rPr>
+        <w:t xml:space="preserve">(500 K)。</w:t>
       </w:r>
     </w:p>
     <w:bookmarkEnd w:id="14"/>
@@ -2981,7 +3314,8 @@
     <w:tbl>
       <w:tblPr>
         <w:tblStyle w:val="Table"/>
-        <w:tblW w:type="auto" w:w="0"/>
+        <w:tblW w:type="pct" w:w="5000"/>
+        <w:tblLayout w:type="fixed"/>
         <w:tblLook w:firstRow="1" w:lastRow="0" w:firstColumn="0" w:lastColumn="0" w:noHBand="0" w:noVBand="0" w:val="0020"/>
       </w:tblPr>
       <w:tblGrid>
@@ -3048,12 +3382,82 @@
               <w:pStyle w:val="Compact"/>
               <w:jc w:val="center"/>
             </w:pPr>
+            <m:oMath>
+              <m:sSub>
+                <m:e>
+                  <m:r>
+                    <m:rPr>
+                      <m:sty m:val="p"/>
+                    </m:rPr>
+                    <m:t>Δ</m:t>
+                  </m:r>
+                </m:e>
+                <m:sub>
+                  <m:r>
+                    <m:rPr>
+                      <m:sty m:val="p"/>
+                    </m:rPr>
+                    <m:t>r</m:t>
+                  </m:r>
+                </m:sub>
+              </m:sSub>
+              <m:sSup>
+                <m:e>
+                  <m:r>
+                    <m:t>H</m:t>
+                  </m:r>
+                </m:e>
+                <m:sup>
+                  <m:r>
+                    <m:t>θ</m:t>
+                  </m:r>
+                </m:sup>
+              </m:sSup>
+            </m:oMath>
             <w:r>
               <w:rPr>
                 <w:rFonts w:ascii="Times New Roman" w:hAnsi="Times New Roman" w:eastAsia="Times New Roman" w:cs="Times New Roman"/>
               </w:rPr>
-              <w:t xml:space="preserve">ΔrH^θ = ΣνΔfH^θ</w:t>
-            </w:r>
+              <w:t xml:space="preserve"> </w:t>
+            </w:r>
+            <w:r>
+              <w:rPr>
+                <w:rFonts w:ascii="Times New Roman" w:hAnsi="Times New Roman" w:eastAsia="Times New Roman" w:cs="Times New Roman"/>
+              </w:rPr>
+              <w:t xml:space="preserve">= Σν</w:t>
+            </w:r>
+            <m:oMath>
+              <m:sSub>
+                <m:e>
+                  <m:r>
+                    <m:rPr>
+                      <m:sty m:val="p"/>
+                    </m:rPr>
+                    <m:t>Δ</m:t>
+                  </m:r>
+                </m:e>
+                <m:sub>
+                  <m:r>
+                    <m:rPr>
+                      <m:sty m:val="p"/>
+                    </m:rPr>
+                    <m:t>f</m:t>
+                  </m:r>
+                </m:sub>
+              </m:sSub>
+              <m:sSup>
+                <m:e>
+                  <m:r>
+                    <m:t>H</m:t>
+                  </m:r>
+                </m:e>
+                <m:sup>
+                  <m:r>
+                    <m:t>θ</m:t>
+                  </m:r>
+                </m:sup>
+              </m:sSup>
+            </m:oMath>
           </w:p>
         </w:tc>
       </w:tr>
@@ -3080,12 +3484,52 @@
               <w:pStyle w:val="Compact"/>
               <w:jc w:val="center"/>
             </w:pPr>
+            <m:oMath>
+              <m:r>
+                <m:rPr>
+                  <m:sty m:val="p"/>
+                </m:rPr>
+                <m:t>Δ</m:t>
+              </m:r>
+              <m:sSup>
+                <m:e>
+                  <m:r>
+                    <m:t>S</m:t>
+                  </m:r>
+                </m:e>
+                <m:sup>
+                  <m:r>
+                    <m:t>θ</m:t>
+                  </m:r>
+                </m:sup>
+              </m:sSup>
+            </m:oMath>
             <w:r>
               <w:rPr>
                 <w:rFonts w:ascii="Times New Roman" w:hAnsi="Times New Roman" w:eastAsia="Times New Roman" w:cs="Times New Roman"/>
               </w:rPr>
-              <w:t xml:space="preserve">ΔS^θ = ΣνS^θ</w:t>
-            </w:r>
+              <w:t xml:space="preserve"> </w:t>
+            </w:r>
+            <w:r>
+              <w:rPr>
+                <w:rFonts w:ascii="Times New Roman" w:hAnsi="Times New Roman" w:eastAsia="Times New Roman" w:cs="Times New Roman"/>
+              </w:rPr>
+              <w:t xml:space="preserve">= Σν</w:t>
+            </w:r>
+            <m:oMath>
+              <m:sSup>
+                <m:e>
+                  <m:r>
+                    <m:t>S</m:t>
+                  </m:r>
+                </m:e>
+                <m:sup>
+                  <m:r>
+                    <m:t>θ</m:t>
+                  </m:r>
+                </m:sup>
+              </m:sSup>
+            </m:oMath>
           </w:p>
         </w:tc>
       </w:tr>
@@ -3118,25 +3562,81 @@
               <w:pStyle w:val="Compact"/>
               <w:jc w:val="center"/>
             </w:pPr>
+            <m:oMath>
+              <m:r>
+                <m:rPr>
+                  <m:sty m:val="p"/>
+                </m:rPr>
+                <m:t>Δ</m:t>
+              </m:r>
+              <m:sSup>
+                <m:e>
+                  <m:r>
+                    <m:t>G</m:t>
+                  </m:r>
+                </m:e>
+                <m:sup>
+                  <m:r>
+                    <m:t>θ</m:t>
+                  </m:r>
+                </m:sup>
+              </m:sSup>
+            </m:oMath>
             <w:r>
               <w:rPr>
                 <w:rFonts w:ascii="Times New Roman" w:hAnsi="Times New Roman" w:eastAsia="Times New Roman" w:cs="Times New Roman"/>
               </w:rPr>
-              <w:t xml:space="preserve">ΔG</w:t>
-            </w:r>
+              <w:t xml:space="preserve">=</w:t>
+            </w:r>
+            <m:oMath>
+              <m:r>
+                <m:rPr>
+                  <m:sty m:val="p"/>
+                </m:rPr>
+                <m:t>Δ</m:t>
+              </m:r>
+              <m:sSup>
+                <m:e>
+                  <m:r>
+                    <m:t>H</m:t>
+                  </m:r>
+                </m:e>
+                <m:sup>
+                  <m:r>
+                    <m:t>θ</m:t>
+                  </m:r>
+                </m:sup>
+              </m:sSup>
+            </m:oMath>
             <w:r>
               <w:rPr>
                 <w:rFonts w:ascii="Times New Roman" w:hAnsi="Times New Roman" w:eastAsia="Times New Roman" w:cs="Times New Roman"/>
-                <w:vertAlign w:val="superscript"/>
-              </w:rPr>
-              <w:t xml:space="preserve">θ=ΔH</w:t>
-            </w:r>
-            <w:r>
-              <w:rPr>
-                <w:rFonts w:ascii="Times New Roman" w:hAnsi="Times New Roman" w:eastAsia="Times New Roman" w:cs="Times New Roman"/>
-              </w:rPr>
-              <w:t xml:space="preserve">θ−TΔS^θ</w:t>
-            </w:r>
+              </w:rPr>
+              <w:t xml:space="preserve">−</w:t>
+            </w:r>
+            <m:oMath>
+              <m:r>
+                <m:t>T</m:t>
+              </m:r>
+              <m:r>
+                <m:rPr>
+                  <m:sty m:val="p"/>
+                </m:rPr>
+                <m:t>Δ</m:t>
+              </m:r>
+              <m:sSup>
+                <m:e>
+                  <m:r>
+                    <m:t>S</m:t>
+                  </m:r>
+                </m:e>
+                <m:sup>
+                  <m:r>
+                    <m:t>θ</m:t>
+                  </m:r>
+                </m:sup>
+              </m:sSup>
+            </m:oMath>
           </w:p>
         </w:tc>
       </w:tr>
@@ -34138,32 +34638,40 @@
         </w:rPr>
         <w:t xml:space="preserve"> </w:t>
       </w:r>
-      <w:r>
-        <w:rPr>
-          <w:rFonts w:hint="eastAsia" w:ascii="Times New Roman" w:hAnsi="Times New Roman" w:eastAsia="Times New Roman" w:cs="Times New Roman"/>
-        </w:rPr>
-        <w:t>E</w:t>
-      </w:r>
-      <w:r>
-        <w:rPr>
-          <w:rFonts w:hint="eastAsia" w:ascii="Times New Roman" w:hAnsi="Times New Roman" w:eastAsia="Times New Roman" w:cs="Times New Roman"/>
-          <w:vertAlign w:val="subscript"/>
-        </w:rPr>
-        <w:t>1</w:t>
-      </w:r>
-      <w:r>
-        <w:rPr>
-          <w:rFonts w:hint="eastAsia" w:ascii="Times New Roman" w:hAnsi="Times New Roman" w:eastAsia="Times New Roman" w:cs="Times New Roman"/>
-        </w:rPr>
-        <w:t>；E</w:t>
-      </w:r>
-      <w:r>
-        <w:rPr>
-          <w:rFonts w:hint="eastAsia" w:ascii="Times New Roman" w:hAnsi="Times New Roman" w:eastAsia="Times New Roman" w:cs="Times New Roman"/>
-          <w:vertAlign w:val="subscript"/>
-        </w:rPr>
-        <w:t>1</w:t>
-      </w:r>
+      <m:oMath>
+        <m:sSub>
+          <m:e>
+            <m:r>
+              <m:t>E</m:t>
+            </m:r>
+          </m:e>
+          <m:sub>
+            <m:r>
+              <m:t>1</m:t>
+            </m:r>
+          </m:sub>
+        </m:sSub>
+      </m:oMath>
+      <w:r>
+        <w:rPr>
+          <w:rFonts w:hint="eastAsia" w:ascii="Times New Roman" w:hAnsi="Times New Roman" w:eastAsia="Times New Roman" w:cs="Times New Roman"/>
+        </w:rPr>
+        <w:t xml:space="preserve">；</w:t>
+      </w:r>
+      <m:oMath>
+        <m:sSub>
+          <m:e>
+            <m:r>
+              <m:t>E</m:t>
+            </m:r>
+          </m:e>
+          <m:sub>
+            <m:r>
+              <m:t>1</m:t>
+            </m:r>
+          </m:sub>
+        </m:sSub>
+      </m:oMath>
       <w:r>
         <w:rPr>
           <w:rFonts w:ascii="Times New Roman" w:hAnsi="Times New Roman" w:eastAsia="Times New Roman" w:cs="Times New Roman"/>
@@ -34180,34 +34688,48 @@
         <w:rPr>
           <w:rFonts w:ascii="Times New Roman" w:hAnsi="Times New Roman" w:eastAsia="Times New Roman" w:cs="Times New Roman"/>
         </w:rPr>
-        <w:t xml:space="preserve"> E</w:t>
-      </w:r>
-      <w:r>
-        <w:rPr>
-          <w:rFonts w:ascii="Times New Roman" w:hAnsi="Times New Roman" w:eastAsia="Times New Roman" w:cs="Times New Roman"/>
-          <w:vertAlign w:val="subscript"/>
-        </w:rPr>
-        <w:t>2</w:t>
-      </w:r>
-      <w:r>
-        <w:rPr>
-          <w:rFonts w:ascii="Times New Roman" w:hAnsi="Times New Roman" w:eastAsia="Times New Roman" w:cs="Times New Roman"/>
-        </w:rPr>
-        <w:t>。E</w:t>
-      </w:r>
-      <w:r>
-        <w:rPr>
-          <w:rFonts w:ascii="Times New Roman" w:hAnsi="Times New Roman" w:eastAsia="Times New Roman" w:cs="Times New Roman"/>
-          <w:vertAlign w:val="subscript"/>
-        </w:rPr>
-        <w:t>1</w:t>
-      </w:r>
-      <w:r>
-        <w:rPr>
-          <w:rFonts w:ascii="Times New Roman" w:hAnsi="Times New Roman" w:eastAsia="Times New Roman" w:cs="Times New Roman"/>
-        </w:rPr>
         <w:t xml:space="preserve"> </w:t>
       </w:r>
+      <m:oMath>
+        <m:sSub>
+          <m:e>
+            <m:r>
+              <m:t>E</m:t>
+            </m:r>
+          </m:e>
+          <m:sub>
+            <m:r>
+              <m:t>2</m:t>
+            </m:r>
+          </m:sub>
+        </m:sSub>
+      </m:oMath>
+      <w:r>
+        <w:rPr>
+          <w:rFonts w:ascii="Times New Roman" w:hAnsi="Times New Roman" w:eastAsia="Times New Roman" w:cs="Times New Roman"/>
+        </w:rPr>
+        <w:t xml:space="preserve">。</w:t>
+      </w:r>
+      <m:oMath>
+        <m:sSub>
+          <m:e>
+            <m:r>
+              <m:t>E</m:t>
+            </m:r>
+          </m:e>
+          <m:sub>
+            <m:r>
+              <m:t>1</m:t>
+            </m:r>
+          </m:sub>
+        </m:sSub>
+      </m:oMath>
+      <w:r>
+        <w:rPr>
+          <w:rFonts w:ascii="Times New Roman" w:hAnsi="Times New Roman" w:eastAsia="Times New Roman" w:cs="Times New Roman"/>
+        </w:rPr>
+        <w:t xml:space="preserve"> </w:t>
+      </w:r>
       <w:r>
         <w:rPr>
           <w:rFonts w:hint="eastAsia" w:ascii="Times New Roman" w:hAnsi="Times New Roman" w:eastAsia="FangSong" w:cs="Times New Roman"/>
@@ -34218,15 +34740,22 @@
         <w:rPr>
           <w:rFonts w:ascii="Times New Roman" w:hAnsi="Times New Roman" w:eastAsia="Times New Roman" w:cs="Times New Roman"/>
         </w:rPr>
-        <w:t xml:space="preserve"> E</w:t>
-      </w:r>
-      <w:r>
-        <w:rPr>
-          <w:rFonts w:ascii="Times New Roman" w:hAnsi="Times New Roman" w:eastAsia="Times New Roman" w:cs="Times New Roman"/>
-          <w:vertAlign w:val="subscript"/>
-        </w:rPr>
-        <w:t>2</w:t>
-      </w:r>
+        <w:t xml:space="preserve"> </w:t>
+      </w:r>
+      <m:oMath>
+        <m:sSub>
+          <m:e>
+            <m:r>
+              <m:t>E</m:t>
+            </m:r>
+          </m:e>
+          <m:sub>
+            <m:r>
+              <m:t>2</m:t>
+            </m:r>
+          </m:sub>
+        </m:sSub>
+      </m:oMath>
       <w:r>
         <w:rPr>
           <w:rFonts w:ascii="Times New Roman" w:hAnsi="Times New Roman" w:eastAsia="Times New Roman" w:cs="Times New Roman"/>
@@ -34599,21 +35128,28 @@
         <w:rPr>
           <w:rFonts w:ascii="Times New Roman" w:hAnsi="Times New Roman" w:eastAsia="Times New Roman" w:cs="Times New Roman"/>
         </w:rPr>
-        <w:t xml:space="preserve"> E</w:t>
-      </w:r>
-      <w:r>
-        <w:rPr>
-          <w:rFonts w:ascii="Times New Roman" w:hAnsi="Times New Roman" w:eastAsia="Times New Roman" w:cs="Times New Roman"/>
-          <w:vertAlign w:val="subscript"/>
-        </w:rPr>
-        <w:t>1</w:t>
-      </w:r>
-      <w:r>
-        <w:rPr>
-          <w:rFonts w:ascii="Times New Roman" w:hAnsi="Times New Roman" w:eastAsia="Times New Roman" w:cs="Times New Roman"/>
-        </w:rPr>
         <w:t xml:space="preserve"> </w:t>
       </w:r>
+      <m:oMath>
+        <m:sSub>
+          <m:e>
+            <m:r>
+              <m:t>E</m:t>
+            </m:r>
+          </m:e>
+          <m:sub>
+            <m:r>
+              <m:t>1</m:t>
+            </m:r>
+          </m:sub>
+        </m:sSub>
+      </m:oMath>
+      <w:r>
+        <w:rPr>
+          <w:rFonts w:ascii="Times New Roman" w:hAnsi="Times New Roman" w:eastAsia="Times New Roman" w:cs="Times New Roman"/>
+        </w:rPr>
+        <w:t xml:space="preserve"> </w:t>
+      </w:r>
       <w:r>
         <w:rPr>
           <w:rFonts w:hint="eastAsia" w:ascii="Times New Roman" w:hAnsi="Times New Roman" w:eastAsia="FangSong" w:cs="Times New Roman"/>
@@ -34624,15 +35160,22 @@
         <w:rPr>
           <w:rFonts w:ascii="Times New Roman" w:hAnsi="Times New Roman" w:eastAsia="Times New Roman" w:cs="Times New Roman"/>
         </w:rPr>
-        <w:t xml:space="preserve"> E</w:t>
-      </w:r>
-      <w:r>
-        <w:rPr>
-          <w:rFonts w:ascii="Times New Roman" w:hAnsi="Times New Roman" w:eastAsia="Times New Roman" w:cs="Times New Roman"/>
-          <w:vertAlign w:val="subscript"/>
-        </w:rPr>
-        <w:t>2</w:t>
-      </w:r>
+        <w:t xml:space="preserve"> </w:t>
+      </w:r>
+      <m:oMath>
+        <m:sSub>
+          <m:e>
+            <m:r>
+              <m:t>E</m:t>
+            </m:r>
+          </m:e>
+          <m:sub>
+            <m:r>
+              <m:t>2</m:t>
+            </m:r>
+          </m:sub>
+        </m:sSub>
+      </m:oMath>
       <w:r>
         <w:rPr>
           <w:rFonts w:ascii="Times New Roman" w:hAnsi="Times New Roman" w:eastAsia="Times New Roman" w:cs="Times New Roman"/>
@@ -36721,7 +37264,7 @@
     <ns0:name ns0:val="Verbatim Char"/>
     <ns0:basedOn ns0:val="BodyTextChar"/>
     <ns0:rPr>
-      <ns0:rFonts ns0:ascii="Times New Roman" ns0:cs="Times New Roman" ns0:eastAsia="FangSong" ns0:hAnsi="Times New Roman"/>
+      <ns0:rFonts ns0:ascii="SimSun" ns0:cs="SimSun" ns0:eastAsia="SimSun" ns0:hAnsi="SimSun"/>
       <ns0:b ns0:val="0"/>
       <ns0:sz ns0:val="20"/>
     </ns0:rPr>
@@ -36775,7 +37318,7 @@
       <w:wordWrap w:val="off"/>
     </w:pPr>
     <ns0:rPr>
-      <w:rFonts ns0:ascii="Times New Roman" ns0:hAnsi="Times New Roman" ns0:eastAsia="FangSong" ns0:cs="Times New Roman"/>
+      <w:rFonts ns0:ascii="SimSun" ns0:hAnsi="SimSun" ns0:eastAsia="SimSun" ns0:cs="SimSun"/>
     </ns0:rPr>
   </w:style>
   <w:style w:type="character" w:customStyle="1" w:styleId="KeywordTok">

--- a/00-首页/题组Word/综合模拟卷/综合模拟卷IV-教师版.docx
+++ b/00-首页/题组Word/综合模拟卷/综合模拟卷IV-教师版.docx
@@ -10966,7 +10966,7 @@
         </w:rPr>
         <w:drawing>
           <wp:inline>
-            <wp:extent cx="3240000" cy="3128702"/>
+            <wp:extent cx="3190779" cy="3128702"/>
             <wp:effectExtent b="0" l="0" r="0" t="0"/>
             <wp:docPr descr="" title="" id="38" name="Picture"/>
             <a:graphic>
@@ -10987,7 +10987,7 @@
                   <pic:spPr bwMode="auto">
                     <a:xfrm>
                       <a:off x="0" y="0"/>
-                      <a:ext cx="3240000" cy="3128702"/>
+                      <a:ext cx="3190779" cy="3128702"/>
                     </a:xfrm>
                     <a:prstGeom prst="rect">
                       <a:avLst/>
@@ -11982,7 +11982,7 @@
         </w:rPr>
         <w:drawing>
           <wp:inline>
-            <wp:extent cx="3240000" cy="2640000"/>
+            <wp:extent cx="3240000" cy="2525475"/>
             <wp:effectExtent b="0" l="0" r="0" t="0"/>
             <wp:docPr descr="" title="" id="41" name="Picture"/>
             <a:graphic>
@@ -12003,7 +12003,7 @@
                   <pic:spPr bwMode="auto">
                     <a:xfrm>
                       <a:off x="0" y="0"/>
-                      <a:ext cx="3240000" cy="2640000"/>
+                      <a:ext cx="3240000" cy="2525475"/>
                     </a:xfrm>
                     <a:prstGeom prst="rect">
                       <a:avLst/>
@@ -12193,7 +12193,7 @@
         </w:rPr>
         <w:drawing>
           <wp:inline>
-            <wp:extent cx="3240000" cy="3139448"/>
+            <wp:extent cx="3240000" cy="3128276"/>
             <wp:effectExtent b="0" l="0" r="0" t="0"/>
             <wp:docPr descr="" title="" id="44" name="Picture"/>
             <a:graphic>
@@ -12214,7 +12214,7 @@
                   <pic:spPr bwMode="auto">
                     <a:xfrm>
                       <a:off x="0" y="0"/>
-                      <a:ext cx="3240000" cy="3139448"/>
+                      <a:ext cx="3240000" cy="3128276"/>
                     </a:xfrm>
                     <a:prstGeom prst="rect">
                       <a:avLst/>
@@ -15661,6 +15661,8 @@
     <w:p>
       <w:pPr>
         <w:pStyle w:val="BodyText"/>
+        <w:ind w:left="480" w:hanging="480"/>
+        <w:spacing w:after="0"/>
       </w:pPr>
       <w:r>
         <w:rPr>
@@ -15738,6 +15740,13 @@
         </w:rPr>
         <w:t xml:space="preserve"> </w:t>
       </w:r>
+    </w:p>
+    <w:p>
+      <w:pPr>
+        <w:pStyle w:val="BodyText"/>
+        <w:ind w:left="480" w:hanging="480"/>
+        <w:spacing w:before="0" w:after="0"/>
+      </w:pPr>
       <w:r>
         <w:rPr>
           <w:rFonts w:ascii="Times New Roman" w:hAnsi="Times New Roman" w:eastAsia="Times New Roman" w:cs="Times New Roman"/>
@@ -15794,6 +15803,13 @@
         </w:rPr>
         <w:t xml:space="preserve"> </w:t>
       </w:r>
+    </w:p>
+    <w:p>
+      <w:pPr>
+        <w:pStyle w:val="BodyText"/>
+        <w:ind w:left="480" w:hanging="480"/>
+        <w:spacing w:before="0" w:after="0"/>
+      </w:pPr>
       <w:r>
         <w:rPr>
           <w:rFonts w:ascii="Times New Roman" w:hAnsi="Times New Roman" w:eastAsia="Times New Roman" w:cs="Times New Roman"/>
@@ -15879,6 +15895,13 @@
         </w:rPr>
         <w:t xml:space="preserve"> </w:t>
       </w:r>
+    </w:p>
+    <w:p>
+      <w:pPr>
+        <w:pStyle w:val="BodyText"/>
+        <w:ind w:left="480" w:hanging="480"/>
+        <w:spacing w:before="0" w:after="180"/>
+      </w:pPr>
       <w:r>
         <w:rPr>
           <w:rFonts w:ascii="Times New Roman" w:hAnsi="Times New Roman" w:eastAsia="Times New Roman" w:cs="Times New Roman"/>
@@ -15976,6 +15999,8 @@
     <w:p>
       <w:pPr>
         <w:pStyle w:val="BodyText"/>
+        <w:ind w:left="480" w:hanging="480"/>
+        <w:spacing w:after="0"/>
       </w:pPr>
       <w:r>
         <w:rPr>
@@ -16053,6 +16078,13 @@
         </w:rPr>
         <w:t xml:space="preserve"> </w:t>
       </w:r>
+    </w:p>
+    <w:p>
+      <w:pPr>
+        <w:pStyle w:val="BodyText"/>
+        <w:ind w:left="480" w:hanging="480"/>
+        <w:spacing w:before="0" w:after="0"/>
+      </w:pPr>
       <w:r>
         <w:rPr>
           <w:rFonts w:ascii="Times New Roman" w:hAnsi="Times New Roman" w:eastAsia="Times New Roman" w:cs="Times New Roman"/>
@@ -16159,6 +16191,13 @@
         </w:rPr>
         <w:t xml:space="preserve"> </w:t>
       </w:r>
+    </w:p>
+    <w:p>
+      <w:pPr>
+        <w:pStyle w:val="BodyText"/>
+        <w:ind w:left="480" w:hanging="480"/>
+        <w:spacing w:before="0" w:after="0"/>
+      </w:pPr>
       <w:r>
         <w:rPr>
           <w:rFonts w:ascii="Times New Roman" w:hAnsi="Times New Roman" w:eastAsia="Times New Roman" w:cs="Times New Roman"/>
@@ -16253,6 +16292,13 @@
         </w:rPr>
         <w:t xml:space="preserve"> </w:t>
       </w:r>
+    </w:p>
+    <w:p>
+      <w:pPr>
+        <w:pStyle w:val="BodyText"/>
+        <w:ind w:left="480" w:hanging="480"/>
+        <w:spacing w:before="0" w:after="180"/>
+      </w:pPr>
       <w:r>
         <w:rPr>
           <w:rFonts w:ascii="Times New Roman" w:hAnsi="Times New Roman" w:eastAsia="Times New Roman" w:cs="Times New Roman"/>
@@ -16394,6 +16440,8 @@
     <w:p>
       <w:pPr>
         <w:pStyle w:val="BodyText"/>
+        <w:ind w:left="480" w:hanging="480"/>
+        <w:spacing w:after="0"/>
       </w:pPr>
       <w:r>
         <w:rPr>
@@ -16413,6 +16461,13 @@
         </w:rPr>
         <w:t xml:space="preserve"> </w:t>
       </w:r>
+    </w:p>
+    <w:p>
+      <w:pPr>
+        <w:pStyle w:val="BodyText"/>
+        <w:ind w:left="480" w:hanging="480"/>
+        <w:spacing w:before="0" w:after="0"/>
+      </w:pPr>
       <w:r>
         <w:rPr>
           <w:rFonts w:ascii="Times New Roman" w:hAnsi="Times New Roman" w:eastAsia="Times New Roman" w:cs="Times New Roman"/>
@@ -16443,6 +16498,13 @@
         </w:rPr>
         <w:t xml:space="preserve"> </w:t>
       </w:r>
+    </w:p>
+    <w:p>
+      <w:pPr>
+        <w:pStyle w:val="BodyText"/>
+        <w:ind w:left="480" w:hanging="480"/>
+        <w:spacing w:before="0" w:after="0"/>
+      </w:pPr>
       <w:r>
         <w:rPr>
           <w:rFonts w:ascii="Times New Roman" w:hAnsi="Times New Roman" w:eastAsia="Times New Roman" w:cs="Times New Roman"/>
@@ -16473,6 +16535,13 @@
         </w:rPr>
         <w:t xml:space="preserve"> </w:t>
       </w:r>
+    </w:p>
+    <w:p>
+      <w:pPr>
+        <w:pStyle w:val="BodyText"/>
+        <w:ind w:left="480" w:hanging="480"/>
+        <w:spacing w:before="0" w:after="180"/>
+      </w:pPr>
       <w:r>
         <w:rPr>
           <w:rFonts w:ascii="Times New Roman" w:hAnsi="Times New Roman" w:eastAsia="Times New Roman" w:cs="Times New Roman"/>
@@ -16544,6 +16613,8 @@
     <w:p>
       <w:pPr>
         <w:pStyle w:val="BodyText"/>
+        <w:ind w:left="480" w:hanging="480"/>
+        <w:spacing w:after="0"/>
       </w:pPr>
       <w:r>
         <w:rPr>
@@ -16561,7 +16632,20 @@
         <w:rPr>
           <w:rFonts w:ascii="Times New Roman" w:hAnsi="Times New Roman" w:eastAsia="Times New Roman" w:cs="Times New Roman"/>
         </w:rPr>
-        <w:t xml:space="preserve"> B. </w:t>
+        <w:t xml:space="preserve"> </w:t>
+      </w:r>
+    </w:p>
+    <w:p>
+      <w:pPr>
+        <w:pStyle w:val="BodyText"/>
+        <w:ind w:left="480" w:hanging="480"/>
+        <w:spacing w:before="0" w:after="0"/>
+      </w:pPr>
+      <w:r>
+        <w:rPr>
+          <w:rFonts w:ascii="Times New Roman" w:hAnsi="Times New Roman" w:eastAsia="Times New Roman" w:cs="Times New Roman"/>
+        </w:rPr>
+        <w:t xml:space="preserve">B. </w:t>
       </w:r>
       <w:r>
         <w:rPr>
@@ -16573,7 +16657,20 @@
         <w:rPr>
           <w:rFonts w:ascii="Times New Roman" w:hAnsi="Times New Roman" w:eastAsia="Times New Roman" w:cs="Times New Roman"/>
         </w:rPr>
-        <w:t xml:space="preserve"> C. </w:t>
+        <w:t xml:space="preserve"> </w:t>
+      </w:r>
+    </w:p>
+    <w:p>
+      <w:pPr>
+        <w:pStyle w:val="BodyText"/>
+        <w:ind w:left="480" w:hanging="480"/>
+        <w:spacing w:before="0" w:after="0"/>
+      </w:pPr>
+      <w:r>
+        <w:rPr>
+          <w:rFonts w:ascii="Times New Roman" w:hAnsi="Times New Roman" w:eastAsia="Times New Roman" w:cs="Times New Roman"/>
+        </w:rPr>
+        <w:t xml:space="preserve">C. </w:t>
       </w:r>
       <w:r>
         <w:rPr>
@@ -16585,7 +16682,20 @@
         <w:rPr>
           <w:rFonts w:ascii="Times New Roman" w:hAnsi="Times New Roman" w:eastAsia="Times New Roman" w:cs="Times New Roman"/>
         </w:rPr>
-        <w:t xml:space="preserve"> D. </w:t>
+        <w:t xml:space="preserve"> </w:t>
+      </w:r>
+    </w:p>
+    <w:p>
+      <w:pPr>
+        <w:pStyle w:val="BodyText"/>
+        <w:ind w:left="480" w:hanging="480"/>
+        <w:spacing w:before="0" w:after="180"/>
+      </w:pPr>
+      <w:r>
+        <w:rPr>
+          <w:rFonts w:ascii="Times New Roman" w:hAnsi="Times New Roman" w:eastAsia="Times New Roman" w:cs="Times New Roman"/>
+        </w:rPr>
+        <w:t xml:space="preserve">D. </w:t>
       </w:r>
       <w:r>
         <w:rPr>
@@ -16745,6 +16855,8 @@
     <w:p>
       <w:pPr>
         <w:pStyle w:val="BodyText"/>
+        <w:ind w:left="480" w:hanging="480"/>
+        <w:spacing w:after="0"/>
       </w:pPr>
       <w:r>
         <w:rPr>
@@ -16804,7 +16916,20 @@
         <w:rPr>
           <w:rFonts w:ascii="Times New Roman" w:hAnsi="Times New Roman" w:eastAsia="Times New Roman" w:cs="Times New Roman"/>
         </w:rPr>
-        <w:t xml:space="preserve">- A.</w:t>
+        <w:t xml:space="preserve">- </w:t>
+      </w:r>
+    </w:p>
+    <w:p>
+      <w:pPr>
+        <w:pStyle w:val="BodyText"/>
+        <w:ind w:left="480" w:hanging="480"/>
+        <w:spacing w:before="0" w:after="0"/>
+      </w:pPr>
+      <w:r>
+        <w:rPr>
+          <w:rFonts w:ascii="Times New Roman" w:hAnsi="Times New Roman" w:eastAsia="Times New Roman" w:cs="Times New Roman"/>
+        </w:rPr>
+        <w:t xml:space="preserve">A.</w:t>
       </w:r>
       <w:r>
         <w:rPr>
@@ -16904,7 +17029,20 @@
         <w:rPr>
           <w:rFonts w:ascii="Times New Roman" w:hAnsi="Times New Roman" w:eastAsia="Times New Roman" w:cs="Times New Roman"/>
         </w:rPr>
-        <w:t xml:space="preserve">- B.</w:t>
+        <w:t xml:space="preserve">- </w:t>
+      </w:r>
+    </w:p>
+    <w:p>
+      <w:pPr>
+        <w:pStyle w:val="BodyText"/>
+        <w:ind w:left="480" w:hanging="480"/>
+        <w:spacing w:before="0" w:after="0"/>
+      </w:pPr>
+      <w:r>
+        <w:rPr>
+          <w:rFonts w:ascii="Times New Roman" w:hAnsi="Times New Roman" w:eastAsia="Times New Roman" w:cs="Times New Roman"/>
+        </w:rPr>
+        <w:t xml:space="preserve">B.</w:t>
       </w:r>
       <w:r>
         <w:rPr>
@@ -17008,7 +17146,20 @@
         <w:rPr>
           <w:rFonts w:ascii="Times New Roman" w:hAnsi="Times New Roman" w:eastAsia="Times New Roman" w:cs="Times New Roman"/>
         </w:rPr>
-        <w:t xml:space="preserve">- C.</w:t>
+        <w:t xml:space="preserve">- </w:t>
+      </w:r>
+    </w:p>
+    <w:p>
+      <w:pPr>
+        <w:pStyle w:val="BodyText"/>
+        <w:ind w:left="480" w:hanging="480"/>
+        <w:spacing w:before="0" w:after="0"/>
+      </w:pPr>
+      <w:r>
+        <w:rPr>
+          <w:rFonts w:ascii="Times New Roman" w:hAnsi="Times New Roman" w:eastAsia="Times New Roman" w:cs="Times New Roman"/>
+        </w:rPr>
+        <w:t xml:space="preserve">C.</w:t>
       </w:r>
       <w:r>
         <w:rPr>
@@ -17129,7 +17280,20 @@
         <w:rPr>
           <w:rFonts w:ascii="Times New Roman" w:hAnsi="Times New Roman" w:eastAsia="Times New Roman" w:cs="Times New Roman"/>
         </w:rPr>
-        <w:t xml:space="preserve">- D.</w:t>
+        <w:t xml:space="preserve">- </w:t>
+      </w:r>
+    </w:p>
+    <w:p>
+      <w:pPr>
+        <w:pStyle w:val="BodyText"/>
+        <w:ind w:left="480" w:hanging="480"/>
+        <w:spacing w:before="0" w:after="180"/>
+      </w:pPr>
+      <w:r>
+        <w:rPr>
+          <w:rFonts w:ascii="Times New Roman" w:hAnsi="Times New Roman" w:eastAsia="Times New Roman" w:cs="Times New Roman"/>
+        </w:rPr>
+        <w:t xml:space="preserve">D.</w:t>
       </w:r>
       <w:r>
         <w:rPr>
@@ -17586,6 +17750,8 @@
     <w:p>
       <w:pPr>
         <w:pStyle w:val="BodyText"/>
+        <w:ind w:left="480" w:hanging="480"/>
+        <w:spacing w:after="0"/>
       </w:pPr>
       <w:r>
         <w:rPr>
@@ -17621,7 +17787,20 @@
         <w:rPr>
           <w:rFonts w:ascii="Times New Roman" w:hAnsi="Times New Roman" w:eastAsia="Times New Roman" w:cs="Times New Roman"/>
         </w:rPr>
-        <w:t xml:space="preserve">- A.</w:t>
+        <w:t xml:space="preserve">- </w:t>
+      </w:r>
+    </w:p>
+    <w:p>
+      <w:pPr>
+        <w:pStyle w:val="BodyText"/>
+        <w:ind w:left="480" w:hanging="480"/>
+        <w:spacing w:before="0" w:after="0"/>
+      </w:pPr>
+      <w:r>
+        <w:rPr>
+          <w:rFonts w:ascii="Times New Roman" w:hAnsi="Times New Roman" w:eastAsia="Times New Roman" w:cs="Times New Roman"/>
+        </w:rPr>
+        <w:t xml:space="preserve">A.</w:t>
       </w:r>
       <w:r>
         <w:rPr>
@@ -17765,7 +17944,20 @@
         <w:rPr>
           <w:rFonts w:ascii="Times New Roman" w:hAnsi="Times New Roman" w:eastAsia="Times New Roman" w:cs="Times New Roman"/>
         </w:rPr>
-        <w:t xml:space="preserve">- B.</w:t>
+        <w:t xml:space="preserve">- </w:t>
+      </w:r>
+    </w:p>
+    <w:p>
+      <w:pPr>
+        <w:pStyle w:val="BodyText"/>
+        <w:ind w:left="480" w:hanging="480"/>
+        <w:spacing w:before="0" w:after="0"/>
+      </w:pPr>
+      <w:r>
+        <w:rPr>
+          <w:rFonts w:ascii="Times New Roman" w:hAnsi="Times New Roman" w:eastAsia="Times New Roman" w:cs="Times New Roman"/>
+        </w:rPr>
+        <w:t xml:space="preserve">B.</w:t>
       </w:r>
       <w:r>
         <w:rPr>
@@ -17933,7 +18125,20 @@
         <w:rPr>
           <w:rFonts w:ascii="Times New Roman" w:hAnsi="Times New Roman" w:eastAsia="Times New Roman" w:cs="Times New Roman"/>
         </w:rPr>
-        <w:t xml:space="preserve">- C.</w:t>
+        <w:t xml:space="preserve">- </w:t>
+      </w:r>
+    </w:p>
+    <w:p>
+      <w:pPr>
+        <w:pStyle w:val="BodyText"/>
+        <w:ind w:left="480" w:hanging="480"/>
+        <w:spacing w:before="0" w:after="0"/>
+      </w:pPr>
+      <w:r>
+        <w:rPr>
+          <w:rFonts w:ascii="Times New Roman" w:hAnsi="Times New Roman" w:eastAsia="Times New Roman" w:cs="Times New Roman"/>
+        </w:rPr>
+        <w:t xml:space="preserve">C.</w:t>
       </w:r>
       <w:r>
         <w:rPr>
@@ -18121,7 +18326,20 @@
         <w:rPr>
           <w:rFonts w:ascii="Times New Roman" w:hAnsi="Times New Roman" w:eastAsia="Times New Roman" w:cs="Times New Roman"/>
         </w:rPr>
-        <w:t xml:space="preserve">- D.</w:t>
+        <w:t xml:space="preserve">- </w:t>
+      </w:r>
+    </w:p>
+    <w:p>
+      <w:pPr>
+        <w:pStyle w:val="BodyText"/>
+        <w:ind w:left="480" w:hanging="480"/>
+        <w:spacing w:before="0" w:after="180"/>
+      </w:pPr>
+      <w:r>
+        <w:rPr>
+          <w:rFonts w:ascii="Times New Roman" w:hAnsi="Times New Roman" w:eastAsia="Times New Roman" w:cs="Times New Roman"/>
+        </w:rPr>
+        <w:t xml:space="preserve">D.</w:t>
       </w:r>
       <w:r>
         <w:rPr>
@@ -34853,7 +35071,7 @@
         </w:rPr>
         <w:drawing>
           <wp:inline>
-            <wp:extent cx="1800000" cy="4339285"/>
+            <wp:extent cx="1788713" cy="4339285"/>
             <wp:effectExtent b="0" l="0" r="0" t="0"/>
             <wp:docPr descr="" title="" id="118" name="Picture"/>
             <a:graphic>
@@ -34874,7 +35092,7 @@
                   <pic:spPr bwMode="auto">
                     <a:xfrm>
                       <a:off x="0" y="0"/>
-                      <a:ext cx="1800000" cy="4339285"/>
+                      <a:ext cx="1788713" cy="4339285"/>
                     </a:xfrm>
                     <a:prstGeom prst="rect">
                       <a:avLst/>

--- a/00-首页/题组Word/综合模拟卷/综合模拟卷IV-教师版.docx
+++ b/00-首页/题组Word/综合模拟卷/综合模拟卷IV-教师版.docx
@@ -5274,7 +5274,7 @@
         <m:sSup>
           <m:e>
             <m:r>
-              <m:t>​</m:t>
+              <m:t xml:space="preserve"> </m:t>
             </m:r>
           </m:e>
           <m:sup>
@@ -5361,7 +5361,7 @@
         <m:sSup>
           <m:e>
             <m:r>
-              <m:t>​</m:t>
+              <m:t xml:space="preserve"> </m:t>
             </m:r>
           </m:e>
           <m:sup>
@@ -8351,7 +8351,7 @@
           <m:sSubSup>
             <m:e>
               <m:r>
-                <m:t>​</m:t>
+                <m:t xml:space="preserve"> </m:t>
               </m:r>
             </m:e>
             <m:sub>

--- a/00-首页/题组Word/综合模拟卷/综合模拟卷IV-教师版.docx
+++ b/00-首页/题组Word/综合模拟卷/综合模拟卷IV-教师版.docx
@@ -201,6 +201,14 @@
       <w:tblPr>
         <w:tblStyle w:val="Table"/>
         <w:tblW w:type="auto" w:w="0"/>
+        <w:tblBorders>
+          <w:top w:val="single" w:sz="12" w:space="0" w:color="000000"/>
+          <w:left w:val="none" w:sz="0" w:space="0" w:color="auto"/>
+          <w:bottom w:val="single" w:sz="12" w:space="0" w:color="000000"/>
+          <w:right w:val="none" w:sz="0" w:space="0" w:color="auto"/>
+          <w:insideH w:val="none" w:sz="0" w:space="0" w:color="auto"/>
+          <w:insideV w:val="none" w:sz="0" w:space="0" w:color="auto"/>
+        </w:tblBorders>
         <w:tblLook w:firstRow="1" w:lastRow="0" w:firstColumn="0" w:lastColumn="0" w:noHBand="0" w:noVBand="0" w:val="0020"/>
       </w:tblPr>
       <w:tblGrid>
@@ -212,7 +220,11 @@
           <w:tblHeader w:val="on"/>
         </w:trPr>
         <w:tc>
-          <w:tcPr/>
+          <w:tcPr>
+            <w:tcBorders>
+              <w:bottom w:val="single" w:sz="8" w:space="0" w:color="000000"/>
+            </w:tcBorders>
+          </w:tcPr>
           <w:p>
             <w:pPr>
               <w:pStyle w:val="Compact"/>
@@ -228,7 +240,11 @@
           </w:p>
         </w:tc>
         <w:tc>
-          <w:tcPr/>
+          <w:tcPr>
+            <w:tcBorders>
+              <w:bottom w:val="single" w:sz="8" w:space="0" w:color="000000"/>
+            </w:tcBorders>
+          </w:tcPr>
           <w:p>
             <w:pPr>
               <w:pStyle w:val="Compact"/>
@@ -909,6 +925,14 @@
       <w:tblPr>
         <w:tblStyle w:val="Table"/>
         <w:tblW w:type="auto" w:w="0"/>
+        <w:tblBorders>
+          <w:top w:val="single" w:sz="12" w:space="0" w:color="000000"/>
+          <w:left w:val="none" w:sz="0" w:space="0" w:color="auto"/>
+          <w:bottom w:val="single" w:sz="12" w:space="0" w:color="000000"/>
+          <w:right w:val="none" w:sz="0" w:space="0" w:color="auto"/>
+          <w:insideH w:val="none" w:sz="0" w:space="0" w:color="auto"/>
+          <w:insideV w:val="none" w:sz="0" w:space="0" w:color="auto"/>
+        </w:tblBorders>
         <w:tblLook w:firstRow="1" w:lastRow="0" w:firstColumn="0" w:lastColumn="0" w:noHBand="0" w:noVBand="0" w:val="0020"/>
       </w:tblPr>
       <w:tblGrid>
@@ -920,7 +944,11 @@
           <w:tblHeader w:val="on"/>
         </w:trPr>
         <w:tc>
-          <w:tcPr/>
+          <w:tcPr>
+            <w:tcBorders>
+              <w:bottom w:val="single" w:sz="8" w:space="0" w:color="000000"/>
+            </w:tcBorders>
+          </w:tcPr>
           <w:p>
             <w:pPr>
               <w:pStyle w:val="Compact"/>
@@ -936,7 +964,11 @@
           </w:p>
         </w:tc>
         <w:tc>
-          <w:tcPr/>
+          <w:tcPr>
+            <w:tcBorders>
+              <w:bottom w:val="single" w:sz="8" w:space="0" w:color="000000"/>
+            </w:tcBorders>
+          </w:tcPr>
           <w:p>
             <w:pPr>
               <w:pStyle w:val="Compact"/>
@@ -1473,6 +1505,14 @@
         <w:tblStyle w:val="Table"/>
         <w:tblW w:type="pct" w:w="5000"/>
         <w:tblLayout w:type="fixed"/>
+        <w:tblBorders>
+          <w:top w:val="single" w:sz="12" w:space="0" w:color="000000"/>
+          <w:left w:val="none" w:sz="0" w:space="0" w:color="auto"/>
+          <w:bottom w:val="single" w:sz="12" w:space="0" w:color="000000"/>
+          <w:right w:val="none" w:sz="0" w:space="0" w:color="auto"/>
+          <w:insideH w:val="none" w:sz="0" w:space="0" w:color="auto"/>
+          <w:insideV w:val="none" w:sz="0" w:space="0" w:color="auto"/>
+        </w:tblBorders>
         <w:tblLook w:firstRow="1" w:lastRow="0" w:firstColumn="0" w:lastColumn="0" w:noHBand="0" w:noVBand="0" w:val="0020"/>
       </w:tblPr>
       <w:tblGrid>
@@ -1492,7 +1532,11 @@
           <w:tblHeader w:val="on"/>
         </w:trPr>
         <w:tc>
-          <w:tcPr/>
+          <w:tcPr>
+            <w:tcBorders>
+              <w:bottom w:val="single" w:sz="8" w:space="0" w:color="000000"/>
+            </w:tcBorders>
+          </w:tcPr>
           <w:p>
             <w:pPr>
               <w:pStyle w:val="Compact"/>
@@ -1508,7 +1552,11 @@
           </w:p>
         </w:tc>
         <w:tc>
-          <w:tcPr/>
+          <w:tcPr>
+            <w:tcBorders>
+              <w:bottom w:val="single" w:sz="8" w:space="0" w:color="000000"/>
+            </w:tcBorders>
+          </w:tcPr>
           <w:p>
             <w:pPr>
               <w:pStyle w:val="Compact"/>
@@ -1532,7 +1580,11 @@
           </w:p>
         </w:tc>
         <w:tc>
-          <w:tcPr/>
+          <w:tcPr>
+            <w:tcBorders>
+              <w:bottom w:val="single" w:sz="8" w:space="0" w:color="000000"/>
+            </w:tcBorders>
+          </w:tcPr>
           <w:p>
             <w:pPr>
               <w:pStyle w:val="Compact"/>
@@ -1556,7 +1608,11 @@
           </w:p>
         </w:tc>
         <w:tc>
-          <w:tcPr/>
+          <w:tcPr>
+            <w:tcBorders>
+              <w:bottom w:val="single" w:sz="8" w:space="0" w:color="000000"/>
+            </w:tcBorders>
+          </w:tcPr>
           <w:p>
             <w:pPr>
               <w:pStyle w:val="Compact"/>
@@ -1580,7 +1636,11 @@
           </w:p>
         </w:tc>
         <w:tc>
-          <w:tcPr/>
+          <w:tcPr>
+            <w:tcBorders>
+              <w:bottom w:val="single" w:sz="8" w:space="0" w:color="000000"/>
+            </w:tcBorders>
+          </w:tcPr>
           <w:p>
             <w:pPr>
               <w:pStyle w:val="Compact"/>
@@ -1611,7 +1671,11 @@
           </w:p>
         </w:tc>
         <w:tc>
-          <w:tcPr/>
+          <w:tcPr>
+            <w:tcBorders>
+              <w:bottom w:val="single" w:sz="8" w:space="0" w:color="000000"/>
+            </w:tcBorders>
+          </w:tcPr>
           <w:p>
             <w:pPr>
               <w:pStyle w:val="Compact"/>
@@ -1627,7 +1691,11 @@
           </w:p>
         </w:tc>
         <w:tc>
-          <w:tcPr/>
+          <w:tcPr>
+            <w:tcBorders>
+              <w:bottom w:val="single" w:sz="8" w:space="0" w:color="000000"/>
+            </w:tcBorders>
+          </w:tcPr>
           <w:p>
             <w:pPr>
               <w:pStyle w:val="Compact"/>
@@ -1651,7 +1719,11 @@
           </w:p>
         </w:tc>
         <w:tc>
-          <w:tcPr/>
+          <w:tcPr>
+            <w:tcBorders>
+              <w:bottom w:val="single" w:sz="8" w:space="0" w:color="000000"/>
+            </w:tcBorders>
+          </w:tcPr>
           <w:p>
             <w:pPr>
               <w:pStyle w:val="Compact"/>
@@ -1667,7 +1739,11 @@
           </w:p>
         </w:tc>
         <w:tc>
-          <w:tcPr/>
+          <w:tcPr>
+            <w:tcBorders>
+              <w:bottom w:val="single" w:sz="8" w:space="0" w:color="000000"/>
+            </w:tcBorders>
+          </w:tcPr>
           <w:p>
             <w:pPr>
               <w:pStyle w:val="Compact"/>
@@ -1691,7 +1767,11 @@
           </w:p>
         </w:tc>
         <w:tc>
-          <w:tcPr/>
+          <w:tcPr>
+            <w:tcBorders>
+              <w:bottom w:val="single" w:sz="8" w:space="0" w:color="000000"/>
+            </w:tcBorders>
+          </w:tcPr>
           <w:p>
             <w:pPr>
               <w:pStyle w:val="Compact"/>
@@ -2132,6 +2212,14 @@
         <w:tblStyle w:val="Table"/>
         <w:tblW w:type="pct" w:w="5000"/>
         <w:tblLayout w:type="fixed"/>
+        <w:tblBorders>
+          <w:top w:val="single" w:sz="12" w:space="0" w:color="000000"/>
+          <w:left w:val="none" w:sz="0" w:space="0" w:color="auto"/>
+          <w:bottom w:val="single" w:sz="12" w:space="0" w:color="000000"/>
+          <w:right w:val="none" w:sz="0" w:space="0" w:color="auto"/>
+          <w:insideH w:val="none" w:sz="0" w:space="0" w:color="auto"/>
+          <w:insideV w:val="none" w:sz="0" w:space="0" w:color="auto"/>
+        </w:tblBorders>
         <w:tblLook w:firstRow="1" w:lastRow="0" w:firstColumn="0" w:lastColumn="0" w:noHBand="0" w:noVBand="0" w:val="0020"/>
       </w:tblPr>
       <w:tblGrid>
@@ -2143,7 +2231,11 @@
           <w:tblHeader w:val="on"/>
         </w:trPr>
         <w:tc>
-          <w:tcPr/>
+          <w:tcPr>
+            <w:tcBorders>
+              <w:bottom w:val="single" w:sz="8" w:space="0" w:color="000000"/>
+            </w:tcBorders>
+          </w:tcPr>
           <w:p>
             <w:pPr>
               <w:pStyle w:val="Compact"/>
@@ -2159,7 +2251,11 @@
           </w:p>
         </w:tc>
         <w:tc>
-          <w:tcPr/>
+          <w:tcPr>
+            <w:tcBorders>
+              <w:bottom w:val="single" w:sz="8" w:space="0" w:color="000000"/>
+            </w:tcBorders>
+          </w:tcPr>
           <w:p>
             <w:pPr>
               <w:pStyle w:val="Compact"/>
@@ -3316,6 +3412,14 @@
         <w:tblStyle w:val="Table"/>
         <w:tblW w:type="pct" w:w="5000"/>
         <w:tblLayout w:type="fixed"/>
+        <w:tblBorders>
+          <w:top w:val="single" w:sz="12" w:space="0" w:color="000000"/>
+          <w:left w:val="none" w:sz="0" w:space="0" w:color="auto"/>
+          <w:bottom w:val="single" w:sz="12" w:space="0" w:color="000000"/>
+          <w:right w:val="none" w:sz="0" w:space="0" w:color="auto"/>
+          <w:insideH w:val="none" w:sz="0" w:space="0" w:color="auto"/>
+          <w:insideV w:val="none" w:sz="0" w:space="0" w:color="auto"/>
+        </w:tblBorders>
         <w:tblLook w:firstRow="1" w:lastRow="0" w:firstColumn="0" w:lastColumn="0" w:noHBand="0" w:noVBand="0" w:val="0020"/>
       </w:tblPr>
       <w:tblGrid>
@@ -3327,7 +3431,11 @@
           <w:tblHeader w:val="on"/>
         </w:trPr>
         <w:tc>
-          <w:tcPr/>
+          <w:tcPr>
+            <w:tcBorders>
+              <w:bottom w:val="single" w:sz="8" w:space="0" w:color="000000"/>
+            </w:tcBorders>
+          </w:tcPr>
           <w:p>
             <w:pPr>
               <w:pStyle w:val="Compact"/>
@@ -3343,7 +3451,11 @@
           </w:p>
         </w:tc>
         <w:tc>
-          <w:tcPr/>
+          <w:tcPr>
+            <w:tcBorders>
+              <w:bottom w:val="single" w:sz="8" w:space="0" w:color="000000"/>
+            </w:tcBorders>
+          </w:tcPr>
           <w:p>
             <w:pPr>
               <w:pStyle w:val="Compact"/>
@@ -3937,6 +4049,14 @@
       <w:tblPr>
         <w:tblStyle w:val="Table"/>
         <w:tblW w:type="auto" w:w="0"/>
+        <w:tblBorders>
+          <w:top w:val="single" w:sz="12" w:space="0" w:color="000000"/>
+          <w:left w:val="none" w:sz="0" w:space="0" w:color="auto"/>
+          <w:bottom w:val="single" w:sz="12" w:space="0" w:color="000000"/>
+          <w:right w:val="none" w:sz="0" w:space="0" w:color="auto"/>
+          <w:insideH w:val="none" w:sz="0" w:space="0" w:color="auto"/>
+          <w:insideV w:val="none" w:sz="0" w:space="0" w:color="auto"/>
+        </w:tblBorders>
         <w:tblLook w:firstRow="1" w:lastRow="0" w:firstColumn="0" w:lastColumn="0" w:noHBand="0" w:noVBand="0" w:val="0020"/>
       </w:tblPr>
       <w:tblGrid>
@@ -3948,7 +4068,11 @@
           <w:tblHeader w:val="on"/>
         </w:trPr>
         <w:tc>
-          <w:tcPr/>
+          <w:tcPr>
+            <w:tcBorders>
+              <w:bottom w:val="single" w:sz="8" w:space="0" w:color="000000"/>
+            </w:tcBorders>
+          </w:tcPr>
           <w:p>
             <w:pPr>
               <w:pStyle w:val="Compact"/>
@@ -3964,7 +4088,11 @@
           </w:p>
         </w:tc>
         <w:tc>
-          <w:tcPr/>
+          <w:tcPr>
+            <w:tcBorders>
+              <w:bottom w:val="single" w:sz="8" w:space="0" w:color="000000"/>
+            </w:tcBorders>
+          </w:tcPr>
           <w:p>
             <w:pPr>
               <w:pStyle w:val="Compact"/>
@@ -8986,6 +9114,14 @@
       <w:tblPr>
         <w:tblStyle w:val="Table"/>
         <w:tblW w:type="auto" w:w="0"/>
+        <w:tblBorders>
+          <w:top w:val="single" w:sz="12" w:space="0" w:color="000000"/>
+          <w:left w:val="none" w:sz="0" w:space="0" w:color="auto"/>
+          <w:bottom w:val="single" w:sz="12" w:space="0" w:color="000000"/>
+          <w:right w:val="none" w:sz="0" w:space="0" w:color="auto"/>
+          <w:insideH w:val="none" w:sz="0" w:space="0" w:color="auto"/>
+          <w:insideV w:val="none" w:sz="0" w:space="0" w:color="auto"/>
+        </w:tblBorders>
         <w:tblLook w:firstRow="1" w:lastRow="0" w:firstColumn="0" w:lastColumn="0" w:noHBand="0" w:noVBand="0" w:val="0020"/>
       </w:tblPr>
       <w:tblGrid>
@@ -8997,7 +9133,11 @@
           <w:tblHeader w:val="on"/>
         </w:trPr>
         <w:tc>
-          <w:tcPr/>
+          <w:tcPr>
+            <w:tcBorders>
+              <w:bottom w:val="single" w:sz="8" w:space="0" w:color="000000"/>
+            </w:tcBorders>
+          </w:tcPr>
           <w:p>
             <w:pPr>
               <w:pStyle w:val="Compact"/>
@@ -9013,7 +9153,11 @@
           </w:p>
         </w:tc>
         <w:tc>
-          <w:tcPr/>
+          <w:tcPr>
+            <w:tcBorders>
+              <w:bottom w:val="single" w:sz="8" w:space="0" w:color="000000"/>
+            </w:tcBorders>
+          </w:tcPr>
           <w:p>
             <w:pPr>
               <w:pStyle w:val="Compact"/>
@@ -10176,6 +10320,14 @@
         <w:tblStyle w:val="Table"/>
         <w:tblW w:type="pct" w:w="5000"/>
         <w:tblLayout w:type="fixed"/>
+        <w:tblBorders>
+          <w:top w:val="single" w:sz="12" w:space="0" w:color="000000"/>
+          <w:left w:val="none" w:sz="0" w:space="0" w:color="auto"/>
+          <w:bottom w:val="single" w:sz="12" w:space="0" w:color="000000"/>
+          <w:right w:val="none" w:sz="0" w:space="0" w:color="auto"/>
+          <w:insideH w:val="none" w:sz="0" w:space="0" w:color="auto"/>
+          <w:insideV w:val="none" w:sz="0" w:space="0" w:color="auto"/>
+        </w:tblBorders>
         <w:tblLook w:firstRow="1" w:lastRow="0" w:firstColumn="0" w:lastColumn="0" w:noHBand="0" w:noVBand="0" w:val="0020"/>
       </w:tblPr>
       <w:tblGrid>
@@ -10187,7 +10339,11 @@
           <w:tblHeader w:val="on"/>
         </w:trPr>
         <w:tc>
-          <w:tcPr/>
+          <w:tcPr>
+            <w:tcBorders>
+              <w:bottom w:val="single" w:sz="8" w:space="0" w:color="000000"/>
+            </w:tcBorders>
+          </w:tcPr>
           <w:p>
             <w:pPr>
               <w:pStyle w:val="Compact"/>
@@ -10203,7 +10359,11 @@
           </w:p>
         </w:tc>
         <w:tc>
-          <w:tcPr/>
+          <w:tcPr>
+            <w:tcBorders>
+              <w:bottom w:val="single" w:sz="8" w:space="0" w:color="000000"/>
+            </w:tcBorders>
+          </w:tcPr>
           <w:p>
             <w:pPr>
               <w:pStyle w:val="Compact"/>
@@ -11274,6 +11434,14 @@
       <w:tblPr>
         <w:tblStyle w:val="Table"/>
         <w:tblW w:type="auto" w:w="0"/>
+        <w:tblBorders>
+          <w:top w:val="single" w:sz="12" w:space="0" w:color="000000"/>
+          <w:left w:val="none" w:sz="0" w:space="0" w:color="auto"/>
+          <w:bottom w:val="single" w:sz="12" w:space="0" w:color="000000"/>
+          <w:right w:val="none" w:sz="0" w:space="0" w:color="auto"/>
+          <w:insideH w:val="none" w:sz="0" w:space="0" w:color="auto"/>
+          <w:insideV w:val="none" w:sz="0" w:space="0" w:color="auto"/>
+        </w:tblBorders>
         <w:tblLook w:firstRow="1" w:lastRow="0" w:firstColumn="0" w:lastColumn="0" w:noHBand="0" w:noVBand="0" w:val="0020"/>
       </w:tblPr>
       <w:tblGrid>
@@ -11287,7 +11455,11 @@
           <w:tblHeader w:val="on"/>
         </w:trPr>
         <w:tc>
-          <w:tcPr/>
+          <w:tcPr>
+            <w:tcBorders>
+              <w:bottom w:val="single" w:sz="8" w:space="0" w:color="000000"/>
+            </w:tcBorders>
+          </w:tcPr>
           <w:p>
             <w:pPr>
               <w:pStyle w:val="Compact"/>
@@ -11310,7 +11482,11 @@
           </w:p>
         </w:tc>
         <w:tc>
-          <w:tcPr/>
+          <w:tcPr>
+            <w:tcBorders>
+              <w:bottom w:val="single" w:sz="8" w:space="0" w:color="000000"/>
+            </w:tcBorders>
+          </w:tcPr>
           <w:p>
             <w:pPr>
               <w:pStyle w:val="Compact"/>
@@ -11333,7 +11509,11 @@
           </w:p>
         </w:tc>
         <w:tc>
-          <w:tcPr/>
+          <w:tcPr>
+            <w:tcBorders>
+              <w:bottom w:val="single" w:sz="8" w:space="0" w:color="000000"/>
+            </w:tcBorders>
+          </w:tcPr>
           <w:p>
             <w:pPr>
               <w:pStyle w:val="Compact"/>
@@ -11379,7 +11559,11 @@
           </w:p>
         </w:tc>
         <w:tc>
-          <w:tcPr/>
+          <w:tcPr>
+            <w:tcBorders>
+              <w:bottom w:val="single" w:sz="8" w:space="0" w:color="000000"/>
+            </w:tcBorders>
+          </w:tcPr>
           <w:p>
             <w:pPr>
               <w:pStyle w:val="Compact"/>
@@ -12251,6 +12435,14 @@
       <w:tblPr>
         <w:tblStyle w:val="Table"/>
         <w:tblW w:type="auto" w:w="0"/>
+        <w:tblBorders>
+          <w:top w:val="single" w:sz="12" w:space="0" w:color="000000"/>
+          <w:left w:val="none" w:sz="0" w:space="0" w:color="auto"/>
+          <w:bottom w:val="single" w:sz="12" w:space="0" w:color="000000"/>
+          <w:right w:val="none" w:sz="0" w:space="0" w:color="auto"/>
+          <w:insideH w:val="none" w:sz="0" w:space="0" w:color="auto"/>
+          <w:insideV w:val="none" w:sz="0" w:space="0" w:color="auto"/>
+        </w:tblBorders>
         <w:tblLook w:firstRow="1" w:lastRow="0" w:firstColumn="0" w:lastColumn="0" w:noHBand="0" w:noVBand="0" w:val="0020"/>
       </w:tblPr>
       <w:tblGrid>
@@ -12262,7 +12454,11 @@
           <w:tblHeader w:val="on"/>
         </w:trPr>
         <w:tc>
-          <w:tcPr/>
+          <w:tcPr>
+            <w:tcBorders>
+              <w:bottom w:val="single" w:sz="8" w:space="0" w:color="000000"/>
+            </w:tcBorders>
+          </w:tcPr>
           <w:p>
             <w:pPr>
               <w:pStyle w:val="Compact"/>
@@ -12278,7 +12474,11 @@
           </w:p>
         </w:tc>
         <w:tc>
-          <w:tcPr/>
+          <w:tcPr>
+            <w:tcBorders>
+              <w:bottom w:val="single" w:sz="8" w:space="0" w:color="000000"/>
+            </w:tcBorders>
+          </w:tcPr>
           <w:p>
             <w:pPr>
               <w:pStyle w:val="Compact"/>
@@ -13234,6 +13434,14 @@
         <w:tblStyle w:val="Table"/>
         <w:tblW w:type="pct" w:w="5000"/>
         <w:tblLayout w:type="fixed"/>
+        <w:tblBorders>
+          <w:top w:val="single" w:sz="12" w:space="0" w:color="000000"/>
+          <w:left w:val="none" w:sz="0" w:space="0" w:color="auto"/>
+          <w:bottom w:val="single" w:sz="12" w:space="0" w:color="000000"/>
+          <w:right w:val="none" w:sz="0" w:space="0" w:color="auto"/>
+          <w:insideH w:val="none" w:sz="0" w:space="0" w:color="auto"/>
+          <w:insideV w:val="none" w:sz="0" w:space="0" w:color="auto"/>
+        </w:tblBorders>
         <w:tblLook w:firstRow="1" w:lastRow="0" w:firstColumn="0" w:lastColumn="0" w:noHBand="0" w:noVBand="0" w:val="0020"/>
       </w:tblPr>
       <w:tblGrid>
@@ -13245,7 +13453,11 @@
           <w:tblHeader w:val="on"/>
         </w:trPr>
         <w:tc>
-          <w:tcPr/>
+          <w:tcPr>
+            <w:tcBorders>
+              <w:bottom w:val="single" w:sz="8" w:space="0" w:color="000000"/>
+            </w:tcBorders>
+          </w:tcPr>
           <w:p>
             <w:pPr>
               <w:pStyle w:val="Compact"/>
@@ -13261,7 +13473,11 @@
           </w:p>
         </w:tc>
         <w:tc>
-          <w:tcPr/>
+          <w:tcPr>
+            <w:tcBorders>
+              <w:bottom w:val="single" w:sz="8" w:space="0" w:color="000000"/>
+            </w:tcBorders>
+          </w:tcPr>
           <w:p>
             <w:pPr>
               <w:pStyle w:val="Compact"/>
@@ -13354,6 +13570,7 @@
           <w:p>
             <w:pPr>
               <w:pStyle w:val="Compact"/>
+              <w:spacing w:before="0" w:after="0"/>
               <w:jc w:val="center"/>
             </w:pPr>
             <w:r>
@@ -14096,6 +14313,14 @@
       <w:tblPr>
         <w:tblStyle w:val="Table"/>
         <w:tblW w:type="auto" w:w="0"/>
+        <w:tblBorders>
+          <w:top w:val="single" w:sz="12" w:space="0" w:color="000000"/>
+          <w:left w:val="none" w:sz="0" w:space="0" w:color="auto"/>
+          <w:bottom w:val="single" w:sz="12" w:space="0" w:color="000000"/>
+          <w:right w:val="none" w:sz="0" w:space="0" w:color="auto"/>
+          <w:insideH w:val="none" w:sz="0" w:space="0" w:color="auto"/>
+          <w:insideV w:val="none" w:sz="0" w:space="0" w:color="auto"/>
+        </w:tblBorders>
         <w:tblLook w:firstRow="1" w:lastRow="0" w:firstColumn="0" w:lastColumn="0" w:noHBand="0" w:noVBand="0" w:val="0020"/>
       </w:tblPr>
       <w:tblGrid>
@@ -14107,7 +14332,11 @@
           <w:tblHeader w:val="on"/>
         </w:trPr>
         <w:tc>
-          <w:tcPr/>
+          <w:tcPr>
+            <w:tcBorders>
+              <w:bottom w:val="single" w:sz="8" w:space="0" w:color="000000"/>
+            </w:tcBorders>
+          </w:tcPr>
           <w:p>
             <w:pPr>
               <w:pStyle w:val="Compact"/>
@@ -14123,7 +14352,11 @@
           </w:p>
         </w:tc>
         <w:tc>
-          <w:tcPr/>
+          <w:tcPr>
+            <w:tcBorders>
+              <w:bottom w:val="single" w:sz="8" w:space="0" w:color="000000"/>
+            </w:tcBorders>
+          </w:tcPr>
           <w:p>
             <w:pPr>
               <w:pStyle w:val="Compact"/>
@@ -15114,6 +15347,14 @@
       <w:tblPr>
         <w:tblStyle w:val="Table"/>
         <w:tblW w:type="auto" w:w="0"/>
+        <w:tblBorders>
+          <w:top w:val="single" w:sz="12" w:space="0" w:color="000000"/>
+          <w:left w:val="none" w:sz="0" w:space="0" w:color="auto"/>
+          <w:bottom w:val="single" w:sz="12" w:space="0" w:color="000000"/>
+          <w:right w:val="none" w:sz="0" w:space="0" w:color="auto"/>
+          <w:insideH w:val="none" w:sz="0" w:space="0" w:color="auto"/>
+          <w:insideV w:val="none" w:sz="0" w:space="0" w:color="auto"/>
+        </w:tblBorders>
         <w:tblLook w:firstRow="1" w:lastRow="0" w:firstColumn="0" w:lastColumn="0" w:noHBand="0" w:noVBand="0" w:val="0020"/>
       </w:tblPr>
       <w:tblGrid>
@@ -15125,7 +15366,11 @@
           <w:tblHeader w:val="on"/>
         </w:trPr>
         <w:tc>
-          <w:tcPr/>
+          <w:tcPr>
+            <w:tcBorders>
+              <w:bottom w:val="single" w:sz="8" w:space="0" w:color="000000"/>
+            </w:tcBorders>
+          </w:tcPr>
           <w:p>
             <w:pPr>
               <w:pStyle w:val="Compact"/>
@@ -15141,7 +15386,11 @@
           </w:p>
         </w:tc>
         <w:tc>
-          <w:tcPr/>
+          <w:tcPr>
+            <w:tcBorders>
+              <w:bottom w:val="single" w:sz="8" w:space="0" w:color="000000"/>
+            </w:tcBorders>
+          </w:tcPr>
           <w:p>
             <w:pPr>
               <w:pStyle w:val="Compact"/>
@@ -15661,8 +15910,8 @@
     <w:p>
       <w:pPr>
         <w:pStyle w:val="BodyText"/>
+        <w:spacing w:before="0" w:after="0"/>
         <w:ind w:left="480" w:hanging="480"/>
-        <w:spacing w:after="0"/>
       </w:pPr>
       <w:r>
         <w:rPr>
@@ -15744,8 +15993,8 @@
     <w:p>
       <w:pPr>
         <w:pStyle w:val="BodyText"/>
+        <w:spacing w:before="0" w:after="0"/>
         <w:ind w:left="480" w:hanging="480"/>
-        <w:spacing w:before="0" w:after="0"/>
       </w:pPr>
       <w:r>
         <w:rPr>
@@ -15807,8 +16056,8 @@
     <w:p>
       <w:pPr>
         <w:pStyle w:val="BodyText"/>
+        <w:spacing w:before="0" w:after="0"/>
         <w:ind w:left="480" w:hanging="480"/>
-        <w:spacing w:before="0" w:after="0"/>
       </w:pPr>
       <w:r>
         <w:rPr>
@@ -15899,8 +16148,8 @@
     <w:p>
       <w:pPr>
         <w:pStyle w:val="BodyText"/>
+        <w:spacing w:before="0" w:after="0"/>
         <w:ind w:left="480" w:hanging="480"/>
-        <w:spacing w:before="0" w:after="180"/>
       </w:pPr>
       <w:r>
         <w:rPr>
@@ -15999,8 +16248,8 @@
     <w:p>
       <w:pPr>
         <w:pStyle w:val="BodyText"/>
+        <w:spacing w:before="0" w:after="0"/>
         <w:ind w:left="480" w:hanging="480"/>
-        <w:spacing w:after="0"/>
       </w:pPr>
       <w:r>
         <w:rPr>
@@ -16082,8 +16331,8 @@
     <w:p>
       <w:pPr>
         <w:pStyle w:val="BodyText"/>
+        <w:spacing w:before="0" w:after="0"/>
         <w:ind w:left="480" w:hanging="480"/>
-        <w:spacing w:before="0" w:after="0"/>
       </w:pPr>
       <w:r>
         <w:rPr>
@@ -16195,8 +16444,8 @@
     <w:p>
       <w:pPr>
         <w:pStyle w:val="BodyText"/>
+        <w:spacing w:before="0" w:after="0"/>
         <w:ind w:left="480" w:hanging="480"/>
-        <w:spacing w:before="0" w:after="0"/>
       </w:pPr>
       <w:r>
         <w:rPr>
@@ -16296,8 +16545,8 @@
     <w:p>
       <w:pPr>
         <w:pStyle w:val="BodyText"/>
+        <w:spacing w:before="0" w:after="0"/>
         <w:ind w:left="480" w:hanging="480"/>
-        <w:spacing w:before="0" w:after="180"/>
       </w:pPr>
       <w:r>
         <w:rPr>
@@ -16440,8 +16689,8 @@
     <w:p>
       <w:pPr>
         <w:pStyle w:val="BodyText"/>
+        <w:spacing w:before="0" w:after="0"/>
         <w:ind w:left="480" w:hanging="480"/>
-        <w:spacing w:after="0"/>
       </w:pPr>
       <w:r>
         <w:rPr>
@@ -16465,20 +16714,57 @@
     <w:p>
       <w:pPr>
         <w:pStyle w:val="BodyText"/>
+        <w:spacing w:before="0" w:after="0"/>
         <w:ind w:left="480" w:hanging="480"/>
+      </w:pPr>
+      <w:r>
+        <w:rPr>
+          <w:rFonts w:ascii="Times New Roman" w:hAnsi="Times New Roman" w:eastAsia="Times New Roman" w:cs="Times New Roman"/>
+        </w:rPr>
+        <w:t xml:space="preserve">B. </w:t>
+      </w:r>
+      <w:r>
+        <w:rPr>
+          <w:rFonts w:hint="eastAsia" w:ascii="Times New Roman" w:hAnsi="Times New Roman" w:eastAsia="FangSong" w:cs="Times New Roman"/>
+        </w:rPr>
+        <w:t>引发速率降低</w:t>
+      </w:r>
+      <w:r>
+        <w:rPr>
+          <w:rFonts w:hint="eastAsia" w:ascii="Times New Roman" w:hAnsi="Times New Roman" w:eastAsia="Times New Roman" w:cs="Times New Roman"/>
+        </w:rPr>
+        <w:t>，</w:t>
+      </w:r>
+      <w:r>
+        <w:rPr>
+          <w:rFonts w:hint="eastAsia" w:ascii="Times New Roman" w:hAnsi="Times New Roman" w:eastAsia="FangSong" w:cs="Times New Roman"/>
+        </w:rPr>
+        <w:t>链传递速率升高</w:t>
+      </w:r>
+      <w:r>
+        <w:rPr>
+          <w:rFonts w:ascii="Times New Roman" w:hAnsi="Times New Roman" w:eastAsia="Times New Roman" w:cs="Times New Roman"/>
+        </w:rPr>
+        <w:t xml:space="preserve"> </w:t>
+      </w:r>
+    </w:p>
+    <w:p>
+      <w:pPr>
+        <w:pStyle w:val="BodyText"/>
         <w:spacing w:before="0" w:after="0"/>
-      </w:pPr>
-      <w:r>
-        <w:rPr>
-          <w:rFonts w:ascii="Times New Roman" w:hAnsi="Times New Roman" w:eastAsia="Times New Roman" w:cs="Times New Roman"/>
-        </w:rPr>
-        <w:t xml:space="preserve">B. </w:t>
-      </w:r>
-      <w:r>
-        <w:rPr>
-          <w:rFonts w:hint="eastAsia" w:ascii="Times New Roman" w:hAnsi="Times New Roman" w:eastAsia="FangSong" w:cs="Times New Roman"/>
-        </w:rPr>
-        <w:t>引发速率降低</w:t>
+        <w:ind w:left="480" w:hanging="480"/>
+      </w:pPr>
+      <w:r>
+        <w:rPr>
+          <w:rFonts w:ascii="Times New Roman" w:hAnsi="Times New Roman" w:eastAsia="Times New Roman" w:cs="Times New Roman"/>
+        </w:rPr>
+        <w:t xml:space="preserve">C. </w:t>
+      </w:r>
+      <w:r>
+        <w:rPr>
+          <w:rFonts w:hint="eastAsia" w:ascii="Times New Roman" w:hAnsi="Times New Roman" w:eastAsia="FangSong" w:cs="Times New Roman"/>
+        </w:rPr>
+        <w:t>引发速率升高</w:t>
       </w:r>
       <w:r>
         <w:rPr>
@@ -16490,7 +16776,7 @@
         <w:rPr>
           <w:rFonts w:hint="eastAsia" w:ascii="Times New Roman" w:hAnsi="Times New Roman" w:eastAsia="FangSong" w:cs="Times New Roman"/>
         </w:rPr>
-        <w:t>链传递速率升高</w:t>
+        <w:t>链传递速率降低</w:t>
       </w:r>
       <w:r>
         <w:rPr>
@@ -16502,45 +16788,8 @@
     <w:p>
       <w:pPr>
         <w:pStyle w:val="BodyText"/>
+        <w:spacing w:before="0" w:after="0"/>
         <w:ind w:left="480" w:hanging="480"/>
-        <w:spacing w:before="0" w:after="0"/>
-      </w:pPr>
-      <w:r>
-        <w:rPr>
-          <w:rFonts w:ascii="Times New Roman" w:hAnsi="Times New Roman" w:eastAsia="Times New Roman" w:cs="Times New Roman"/>
-        </w:rPr>
-        <w:t xml:space="preserve">C. </w:t>
-      </w:r>
-      <w:r>
-        <w:rPr>
-          <w:rFonts w:hint="eastAsia" w:ascii="Times New Roman" w:hAnsi="Times New Roman" w:eastAsia="FangSong" w:cs="Times New Roman"/>
-        </w:rPr>
-        <w:t>引发速率升高</w:t>
-      </w:r>
-      <w:r>
-        <w:rPr>
-          <w:rFonts w:hint="eastAsia" w:ascii="Times New Roman" w:hAnsi="Times New Roman" w:eastAsia="Times New Roman" w:cs="Times New Roman"/>
-        </w:rPr>
-        <w:t>，</w:t>
-      </w:r>
-      <w:r>
-        <w:rPr>
-          <w:rFonts w:hint="eastAsia" w:ascii="Times New Roman" w:hAnsi="Times New Roman" w:eastAsia="FangSong" w:cs="Times New Roman"/>
-        </w:rPr>
-        <w:t>链传递速率降低</w:t>
-      </w:r>
-      <w:r>
-        <w:rPr>
-          <w:rFonts w:ascii="Times New Roman" w:hAnsi="Times New Roman" w:eastAsia="Times New Roman" w:cs="Times New Roman"/>
-        </w:rPr>
-        <w:t xml:space="preserve"> </w:t>
-      </w:r>
-    </w:p>
-    <w:p>
-      <w:pPr>
-        <w:pStyle w:val="BodyText"/>
-        <w:ind w:left="480" w:hanging="480"/>
-        <w:spacing w:before="0" w:after="180"/>
       </w:pPr>
       <w:r>
         <w:rPr>
@@ -16613,8 +16862,8 @@
     <w:p>
       <w:pPr>
         <w:pStyle w:val="BodyText"/>
+        <w:spacing w:before="0" w:after="0"/>
         <w:ind w:left="480" w:hanging="480"/>
-        <w:spacing w:after="0"/>
       </w:pPr>
       <w:r>
         <w:rPr>
@@ -16638,20 +16887,45 @@
     <w:p>
       <w:pPr>
         <w:pStyle w:val="BodyText"/>
+        <w:spacing w:before="0" w:after="0"/>
         <w:ind w:left="480" w:hanging="480"/>
+      </w:pPr>
+      <w:r>
+        <w:rPr>
+          <w:rFonts w:ascii="Times New Roman" w:hAnsi="Times New Roman" w:eastAsia="Times New Roman" w:cs="Times New Roman"/>
+        </w:rPr>
+        <w:t xml:space="preserve">B. </w:t>
+      </w:r>
+      <w:r>
+        <w:rPr>
+          <w:rFonts w:hint="eastAsia" w:ascii="Times New Roman" w:hAnsi="Times New Roman" w:eastAsia="FangSong" w:cs="Times New Roman"/>
+        </w:rPr>
+        <w:t xml:space="preserve">升高</w:t>
+      </w:r>
+      <w:r>
+        <w:rPr>
+          <w:rFonts w:ascii="Times New Roman" w:hAnsi="Times New Roman" w:eastAsia="Times New Roman" w:cs="Times New Roman"/>
+        </w:rPr>
+        <w:t xml:space="preserve"> </w:t>
+      </w:r>
+    </w:p>
+    <w:p>
+      <w:pPr>
+        <w:pStyle w:val="BodyText"/>
         <w:spacing w:before="0" w:after="0"/>
-      </w:pPr>
-      <w:r>
-        <w:rPr>
-          <w:rFonts w:ascii="Times New Roman" w:hAnsi="Times New Roman" w:eastAsia="Times New Roman" w:cs="Times New Roman"/>
-        </w:rPr>
-        <w:t xml:space="preserve">B. </w:t>
-      </w:r>
-      <w:r>
-        <w:rPr>
-          <w:rFonts w:hint="eastAsia" w:ascii="Times New Roman" w:hAnsi="Times New Roman" w:eastAsia="FangSong" w:cs="Times New Roman"/>
-        </w:rPr>
-        <w:t xml:space="preserve">升高</w:t>
+        <w:ind w:left="480" w:hanging="480"/>
+      </w:pPr>
+      <w:r>
+        <w:rPr>
+          <w:rFonts w:ascii="Times New Roman" w:hAnsi="Times New Roman" w:eastAsia="Times New Roman" w:cs="Times New Roman"/>
+        </w:rPr>
+        <w:t xml:space="preserve">C. </w:t>
+      </w:r>
+      <w:r>
+        <w:rPr>
+          <w:rFonts w:hint="eastAsia" w:ascii="Times New Roman" w:hAnsi="Times New Roman" w:eastAsia="FangSong" w:cs="Times New Roman"/>
+        </w:rPr>
+        <w:t xml:space="preserve">不变</w:t>
       </w:r>
       <w:r>
         <w:rPr>
@@ -16663,33 +16937,8 @@
     <w:p>
       <w:pPr>
         <w:pStyle w:val="BodyText"/>
+        <w:spacing w:before="0" w:after="0"/>
         <w:ind w:left="480" w:hanging="480"/>
-        <w:spacing w:before="0" w:after="0"/>
-      </w:pPr>
-      <w:r>
-        <w:rPr>
-          <w:rFonts w:ascii="Times New Roman" w:hAnsi="Times New Roman" w:eastAsia="Times New Roman" w:cs="Times New Roman"/>
-        </w:rPr>
-        <w:t xml:space="preserve">C. </w:t>
-      </w:r>
-      <w:r>
-        <w:rPr>
-          <w:rFonts w:hint="eastAsia" w:ascii="Times New Roman" w:hAnsi="Times New Roman" w:eastAsia="FangSong" w:cs="Times New Roman"/>
-        </w:rPr>
-        <w:t xml:space="preserve">不变</w:t>
-      </w:r>
-      <w:r>
-        <w:rPr>
-          <w:rFonts w:ascii="Times New Roman" w:hAnsi="Times New Roman" w:eastAsia="Times New Roman" w:cs="Times New Roman"/>
-        </w:rPr>
-        <w:t xml:space="preserve"> </w:t>
-      </w:r>
-    </w:p>
-    <w:p>
-      <w:pPr>
-        <w:pStyle w:val="BodyText"/>
-        <w:ind w:left="480" w:hanging="480"/>
-        <w:spacing w:before="0" w:after="180"/>
       </w:pPr>
       <w:r>
         <w:rPr>
@@ -16855,8 +17104,8 @@
     <w:p>
       <w:pPr>
         <w:pStyle w:val="BodyText"/>
+        <w:spacing w:before="0" w:after="0"/>
         <w:ind w:left="480" w:hanging="480"/>
-        <w:spacing w:after="0"/>
       </w:pPr>
       <w:r>
         <w:rPr>
@@ -16922,8 +17171,8 @@
     <w:p>
       <w:pPr>
         <w:pStyle w:val="BodyText"/>
+        <w:spacing w:before="0" w:after="0"/>
         <w:ind w:left="480" w:hanging="480"/>
-        <w:spacing w:before="0" w:after="0"/>
       </w:pPr>
       <w:r>
         <w:rPr>
@@ -17035,8 +17284,8 @@
     <w:p>
       <w:pPr>
         <w:pStyle w:val="BodyText"/>
+        <w:spacing w:before="0" w:after="0"/>
         <w:ind w:left="480" w:hanging="480"/>
-        <w:spacing w:before="0" w:after="0"/>
       </w:pPr>
       <w:r>
         <w:rPr>
@@ -17152,8 +17401,8 @@
     <w:p>
       <w:pPr>
         <w:pStyle w:val="BodyText"/>
+        <w:spacing w:before="0" w:after="0"/>
         <w:ind w:left="480" w:hanging="480"/>
-        <w:spacing w:before="0" w:after="0"/>
       </w:pPr>
       <w:r>
         <w:rPr>
@@ -17286,8 +17535,8 @@
     <w:p>
       <w:pPr>
         <w:pStyle w:val="BodyText"/>
+        <w:spacing w:before="0" w:after="0"/>
         <w:ind w:left="480" w:hanging="480"/>
-        <w:spacing w:before="0" w:after="180"/>
       </w:pPr>
       <w:r>
         <w:rPr>
@@ -17750,8 +17999,8 @@
     <w:p>
       <w:pPr>
         <w:pStyle w:val="BodyText"/>
+        <w:spacing w:before="0" w:after="0"/>
         <w:ind w:left="480" w:hanging="480"/>
-        <w:spacing w:after="0"/>
       </w:pPr>
       <w:r>
         <w:rPr>
@@ -17793,8 +18042,8 @@
     <w:p>
       <w:pPr>
         <w:pStyle w:val="BodyText"/>
+        <w:spacing w:before="0" w:after="0"/>
         <w:ind w:left="480" w:hanging="480"/>
-        <w:spacing w:before="0" w:after="0"/>
       </w:pPr>
       <w:r>
         <w:rPr>
@@ -17950,8 +18199,8 @@
     <w:p>
       <w:pPr>
         <w:pStyle w:val="BodyText"/>
+        <w:spacing w:before="0" w:after="0"/>
         <w:ind w:left="480" w:hanging="480"/>
-        <w:spacing w:before="0" w:after="0"/>
       </w:pPr>
       <w:r>
         <w:rPr>
@@ -18131,8 +18380,8 @@
     <w:p>
       <w:pPr>
         <w:pStyle w:val="BodyText"/>
+        <w:spacing w:before="0" w:after="0"/>
         <w:ind w:left="480" w:hanging="480"/>
-        <w:spacing w:before="0" w:after="0"/>
       </w:pPr>
       <w:r>
         <w:rPr>
@@ -18332,8 +18581,8 @@
     <w:p>
       <w:pPr>
         <w:pStyle w:val="BodyText"/>
+        <w:spacing w:before="0" w:after="0"/>
         <w:ind w:left="480" w:hanging="480"/>
-        <w:spacing w:before="0" w:after="180"/>
       </w:pPr>
       <w:r>
         <w:rPr>
@@ -19393,6 +19642,14 @@
       <w:tblPr>
         <w:tblStyle w:val="Table"/>
         <w:tblW w:type="auto" w:w="0"/>
+        <w:tblBorders>
+          <w:top w:val="single" w:sz="12" w:space="0" w:color="000000"/>
+          <w:left w:val="none" w:sz="0" w:space="0" w:color="auto"/>
+          <w:bottom w:val="single" w:sz="12" w:space="0" w:color="000000"/>
+          <w:right w:val="none" w:sz="0" w:space="0" w:color="auto"/>
+          <w:insideH w:val="none" w:sz="0" w:space="0" w:color="auto"/>
+          <w:insideV w:val="none" w:sz="0" w:space="0" w:color="auto"/>
+        </w:tblBorders>
         <w:tblLook w:firstRow="1" w:lastRow="0" w:firstColumn="0" w:lastColumn="0" w:noHBand="0" w:noVBand="0" w:val="0020"/>
       </w:tblPr>
       <w:tblGrid>
@@ -19405,7 +19662,11 @@
           <w:tblHeader w:val="on"/>
         </w:trPr>
         <w:tc>
-          <w:tcPr/>
+          <w:tcPr>
+            <w:tcBorders>
+              <w:bottom w:val="single" w:sz="8" w:space="0" w:color="000000"/>
+            </w:tcBorders>
+          </w:tcPr>
           <w:p>
             <w:pPr>
               <w:pStyle w:val="Compact"/>
@@ -19421,7 +19682,11 @@
           </w:p>
         </w:tc>
         <w:tc>
-          <w:tcPr/>
+          <w:tcPr>
+            <w:tcBorders>
+              <w:bottom w:val="single" w:sz="8" w:space="0" w:color="000000"/>
+            </w:tcBorders>
+          </w:tcPr>
           <w:p>
             <w:pPr>
               <w:pStyle w:val="Compact"/>
@@ -19437,7 +19702,11 @@
           </w:p>
         </w:tc>
         <w:tc>
-          <w:tcPr/>
+          <w:tcPr>
+            <w:tcBorders>
+              <w:bottom w:val="single" w:sz="8" w:space="0" w:color="000000"/>
+            </w:tcBorders>
+          </w:tcPr>
           <w:p>
             <w:pPr>
               <w:pStyle w:val="Compact"/>
@@ -22305,6 +22574,14 @@
       <w:tblPr>
         <w:tblStyle w:val="Table"/>
         <w:tblW w:type="auto" w:w="0"/>
+        <w:tblBorders>
+          <w:top w:val="single" w:sz="12" w:space="0" w:color="000000"/>
+          <w:left w:val="none" w:sz="0" w:space="0" w:color="auto"/>
+          <w:bottom w:val="single" w:sz="12" w:space="0" w:color="000000"/>
+          <w:right w:val="none" w:sz="0" w:space="0" w:color="auto"/>
+          <w:insideH w:val="none" w:sz="0" w:space="0" w:color="auto"/>
+          <w:insideV w:val="none" w:sz="0" w:space="0" w:color="auto"/>
+        </w:tblBorders>
         <w:tblLook w:firstRow="1" w:lastRow="0" w:firstColumn="0" w:lastColumn="0" w:noHBand="0" w:noVBand="0" w:val="0020"/>
       </w:tblPr>
       <w:tblGrid>
@@ -22316,7 +22593,11 @@
           <w:tblHeader w:val="on"/>
         </w:trPr>
         <w:tc>
-          <w:tcPr/>
+          <w:tcPr>
+            <w:tcBorders>
+              <w:bottom w:val="single" w:sz="8" w:space="0" w:color="000000"/>
+            </w:tcBorders>
+          </w:tcPr>
           <w:p>
             <w:pPr>
               <w:pStyle w:val="Compact"/>
@@ -22332,7 +22613,11 @@
           </w:p>
         </w:tc>
         <w:tc>
-          <w:tcPr/>
+          <w:tcPr>
+            <w:tcBorders>
+              <w:bottom w:val="single" w:sz="8" w:space="0" w:color="000000"/>
+            </w:tcBorders>
+          </w:tcPr>
           <w:p>
             <w:pPr>
               <w:pStyle w:val="Compact"/>
@@ -22802,6 +23087,14 @@
       <w:tblPr>
         <w:tblStyle w:val="Table"/>
         <w:tblW w:type="auto" w:w="0"/>
+        <w:tblBorders>
+          <w:top w:val="single" w:sz="12" w:space="0" w:color="000000"/>
+          <w:left w:val="none" w:sz="0" w:space="0" w:color="auto"/>
+          <w:bottom w:val="single" w:sz="12" w:space="0" w:color="000000"/>
+          <w:right w:val="none" w:sz="0" w:space="0" w:color="auto"/>
+          <w:insideH w:val="none" w:sz="0" w:space="0" w:color="auto"/>
+          <w:insideV w:val="none" w:sz="0" w:space="0" w:color="auto"/>
+        </w:tblBorders>
         <w:tblLook w:firstRow="1" w:lastRow="0" w:firstColumn="0" w:lastColumn="0" w:noHBand="0" w:noVBand="0" w:val="0020"/>
       </w:tblPr>
       <w:tblGrid>
@@ -22813,7 +23106,11 @@
           <w:tblHeader w:val="on"/>
         </w:trPr>
         <w:tc>
-          <w:tcPr/>
+          <w:tcPr>
+            <w:tcBorders>
+              <w:bottom w:val="single" w:sz="8" w:space="0" w:color="000000"/>
+            </w:tcBorders>
+          </w:tcPr>
           <w:p>
             <w:pPr>
               <w:pStyle w:val="Compact"/>
@@ -22829,7 +23126,11 @@
           </w:p>
         </w:tc>
         <w:tc>
-          <w:tcPr/>
+          <w:tcPr>
+            <w:tcBorders>
+              <w:bottom w:val="single" w:sz="8" w:space="0" w:color="000000"/>
+            </w:tcBorders>
+          </w:tcPr>
           <w:p>
             <w:pPr>
               <w:pStyle w:val="Compact"/>
@@ -28816,6 +29117,14 @@
         <w:tblStyle w:val="Table"/>
         <w:tblW w:type="pct" w:w="5000"/>
         <w:tblLayout w:type="fixed"/>
+        <w:tblBorders>
+          <w:top w:val="single" w:sz="12" w:space="0" w:color="000000"/>
+          <w:left w:val="none" w:sz="0" w:space="0" w:color="auto"/>
+          <w:bottom w:val="single" w:sz="12" w:space="0" w:color="000000"/>
+          <w:right w:val="none" w:sz="0" w:space="0" w:color="auto"/>
+          <w:insideH w:val="none" w:sz="0" w:space="0" w:color="auto"/>
+          <w:insideV w:val="none" w:sz="0" w:space="0" w:color="auto"/>
+        </w:tblBorders>
         <w:tblLook w:firstRow="1" w:lastRow="0" w:firstColumn="0" w:lastColumn="0" w:noHBand="0" w:noVBand="0" w:val="0020"/>
       </w:tblPr>
       <w:tblGrid>
@@ -28834,7 +29143,11 @@
           <w:tblHeader w:val="on"/>
         </w:trPr>
         <w:tc>
-          <w:tcPr/>
+          <w:tcPr>
+            <w:tcBorders>
+              <w:bottom w:val="single" w:sz="8" w:space="0" w:color="000000"/>
+            </w:tcBorders>
+          </w:tcPr>
           <w:p>
             <w:pPr>
               <w:pStyle w:val="Compact"/>
@@ -28865,7 +29178,11 @@
           </w:p>
         </w:tc>
         <w:tc>
-          <w:tcPr/>
+          <w:tcPr>
+            <w:tcBorders>
+              <w:bottom w:val="single" w:sz="8" w:space="0" w:color="000000"/>
+            </w:tcBorders>
+          </w:tcPr>
           <w:p>
             <w:pPr>
               <w:pStyle w:val="Compact"/>
@@ -28881,7 +29198,11 @@
           </w:p>
         </w:tc>
         <w:tc>
-          <w:tcPr/>
+          <w:tcPr>
+            <w:tcBorders>
+              <w:bottom w:val="single" w:sz="8" w:space="0" w:color="000000"/>
+            </w:tcBorders>
+          </w:tcPr>
           <w:p>
             <w:pPr>
               <w:pStyle w:val="Compact"/>
@@ -28897,7 +29218,11 @@
           </w:p>
         </w:tc>
         <w:tc>
-          <w:tcPr/>
+          <w:tcPr>
+            <w:tcBorders>
+              <w:bottom w:val="single" w:sz="8" w:space="0" w:color="000000"/>
+            </w:tcBorders>
+          </w:tcPr>
           <w:p>
             <w:pPr>
               <w:pStyle w:val="Compact"/>
@@ -28913,7 +29238,11 @@
           </w:p>
         </w:tc>
         <w:tc>
-          <w:tcPr/>
+          <w:tcPr>
+            <w:tcBorders>
+              <w:bottom w:val="single" w:sz="8" w:space="0" w:color="000000"/>
+            </w:tcBorders>
+          </w:tcPr>
           <w:p>
             <w:pPr>
               <w:pStyle w:val="Compact"/>
@@ -28929,7 +29258,11 @@
           </w:p>
         </w:tc>
         <w:tc>
-          <w:tcPr/>
+          <w:tcPr>
+            <w:tcBorders>
+              <w:bottom w:val="single" w:sz="8" w:space="0" w:color="000000"/>
+            </w:tcBorders>
+          </w:tcPr>
           <w:p>
             <w:pPr>
               <w:pStyle w:val="Compact"/>
@@ -28945,7 +29278,11 @@
           </w:p>
         </w:tc>
         <w:tc>
-          <w:tcPr/>
+          <w:tcPr>
+            <w:tcBorders>
+              <w:bottom w:val="single" w:sz="8" w:space="0" w:color="000000"/>
+            </w:tcBorders>
+          </w:tcPr>
           <w:p>
             <w:pPr>
               <w:pStyle w:val="Compact"/>
@@ -28961,7 +29298,11 @@
           </w:p>
         </w:tc>
         <w:tc>
-          <w:tcPr/>
+          <w:tcPr>
+            <w:tcBorders>
+              <w:bottom w:val="single" w:sz="8" w:space="0" w:color="000000"/>
+            </w:tcBorders>
+          </w:tcPr>
           <w:p>
             <w:pPr>
               <w:pStyle w:val="Compact"/>
@@ -28977,7 +29318,11 @@
           </w:p>
         </w:tc>
         <w:tc>
-          <w:tcPr/>
+          <w:tcPr>
+            <w:tcBorders>
+              <w:bottom w:val="single" w:sz="8" w:space="0" w:color="000000"/>
+            </w:tcBorders>
+          </w:tcPr>
           <w:p>
             <w:pPr>
               <w:pStyle w:val="Compact"/>
@@ -31420,6 +31765,14 @@
       <w:tblPr>
         <w:tblStyle w:val="Table"/>
         <w:tblW w:type="auto" w:w="0"/>
+        <w:tblBorders>
+          <w:top w:val="single" w:sz="12" w:space="0" w:color="000000"/>
+          <w:left w:val="none" w:sz="0" w:space="0" w:color="auto"/>
+          <w:bottom w:val="single" w:sz="12" w:space="0" w:color="000000"/>
+          <w:right w:val="none" w:sz="0" w:space="0" w:color="auto"/>
+          <w:insideH w:val="none" w:sz="0" w:space="0" w:color="auto"/>
+          <w:insideV w:val="none" w:sz="0" w:space="0" w:color="auto"/>
+        </w:tblBorders>
         <w:tblLook w:firstRow="1" w:lastRow="0" w:firstColumn="0" w:lastColumn="0" w:noHBand="0" w:noVBand="0" w:val="0020"/>
       </w:tblPr>
       <w:tblGrid>
@@ -31435,7 +31788,11 @@
           <w:tblHeader w:val="on"/>
         </w:trPr>
         <w:tc>
-          <w:tcPr/>
+          <w:tcPr>
+            <w:tcBorders>
+              <w:bottom w:val="single" w:sz="8" w:space="0" w:color="000000"/>
+            </w:tcBorders>
+          </w:tcPr>
           <w:p>
             <w:pPr>
               <w:pStyle w:val="Compact"/>
@@ -31451,7 +31808,11 @@
           </w:p>
         </w:tc>
         <w:tc>
-          <w:tcPr/>
+          <w:tcPr>
+            <w:tcBorders>
+              <w:bottom w:val="single" w:sz="8" w:space="0" w:color="000000"/>
+            </w:tcBorders>
+          </w:tcPr>
           <w:p>
             <w:pPr>
               <w:pStyle w:val="Compact"/>
@@ -31467,7 +31828,11 @@
           </w:p>
         </w:tc>
         <w:tc>
-          <w:tcPr/>
+          <w:tcPr>
+            <w:tcBorders>
+              <w:bottom w:val="single" w:sz="8" w:space="0" w:color="000000"/>
+            </w:tcBorders>
+          </w:tcPr>
           <w:p>
             <w:pPr>
               <w:pStyle w:val="Compact"/>
@@ -31483,7 +31848,11 @@
           </w:p>
         </w:tc>
         <w:tc>
-          <w:tcPr/>
+          <w:tcPr>
+            <w:tcBorders>
+              <w:bottom w:val="single" w:sz="8" w:space="0" w:color="000000"/>
+            </w:tcBorders>
+          </w:tcPr>
           <w:p>
             <w:pPr>
               <w:pStyle w:val="Compact"/>
@@ -31499,7 +31868,11 @@
           </w:p>
         </w:tc>
         <w:tc>
-          <w:tcPr/>
+          <w:tcPr>
+            <w:tcBorders>
+              <w:bottom w:val="single" w:sz="8" w:space="0" w:color="000000"/>
+            </w:tcBorders>
+          </w:tcPr>
           <w:p>
             <w:pPr>
               <w:pStyle w:val="Compact"/>
@@ -31515,7 +31888,11 @@
           </w:p>
         </w:tc>
         <w:tc>
-          <w:tcPr/>
+          <w:tcPr>
+            <w:tcBorders>
+              <w:bottom w:val="single" w:sz="8" w:space="0" w:color="000000"/>
+            </w:tcBorders>
+          </w:tcPr>
           <w:p>
             <w:pPr>
               <w:pStyle w:val="Compact"/>
@@ -34041,6 +34418,14 @@
       <w:tblPr>
         <w:tblStyle w:val="Table"/>
         <w:tblW w:type="auto" w:w="0"/>
+        <w:tblBorders>
+          <w:top w:val="single" w:sz="12" w:space="0" w:color="000000"/>
+          <w:left w:val="none" w:sz="0" w:space="0" w:color="auto"/>
+          <w:bottom w:val="single" w:sz="12" w:space="0" w:color="000000"/>
+          <w:right w:val="none" w:sz="0" w:space="0" w:color="auto"/>
+          <w:insideH w:val="none" w:sz="0" w:space="0" w:color="auto"/>
+          <w:insideV w:val="none" w:sz="0" w:space="0" w:color="auto"/>
+        </w:tblBorders>
         <w:tblLook w:firstRow="1" w:lastRow="0" w:firstColumn="0" w:lastColumn="0" w:noHBand="0" w:noVBand="0" w:val="0020"/>
       </w:tblPr>
       <w:tblGrid>
@@ -34052,7 +34437,11 @@
           <w:tblHeader w:val="on"/>
         </w:trPr>
         <w:tc>
-          <w:tcPr/>
+          <w:tcPr>
+            <w:tcBorders>
+              <w:bottom w:val="single" w:sz="8" w:space="0" w:color="000000"/>
+            </w:tcBorders>
+          </w:tcPr>
           <w:p>
             <w:pPr>
               <w:pStyle w:val="Compact"/>
@@ -34068,7 +34457,11 @@
           </w:p>
         </w:tc>
         <w:tc>
-          <w:tcPr/>
+          <w:tcPr>
+            <w:tcBorders>
+              <w:bottom w:val="single" w:sz="8" w:space="0" w:color="000000"/>
+            </w:tcBorders>
+          </w:tcPr>
           <w:p>
             <w:pPr>
               <w:pStyle w:val="Compact"/>
@@ -35705,6 +36098,14 @@
       <w:tblPr>
         <w:tblStyle w:val="Table"/>
         <w:tblW w:type="auto" w:w="0"/>
+        <w:tblBorders>
+          <w:top w:val="single" w:sz="12" w:space="0" w:color="000000"/>
+          <w:left w:val="none" w:sz="0" w:space="0" w:color="auto"/>
+          <w:bottom w:val="single" w:sz="12" w:space="0" w:color="000000"/>
+          <w:right w:val="none" w:sz="0" w:space="0" w:color="auto"/>
+          <w:insideH w:val="none" w:sz="0" w:space="0" w:color="auto"/>
+          <w:insideV w:val="none" w:sz="0" w:space="0" w:color="auto"/>
+        </w:tblBorders>
         <w:tblLook w:firstRow="1" w:lastRow="0" w:firstColumn="0" w:lastColumn="0" w:noHBand="0" w:noVBand="0" w:val="0020"/>
       </w:tblPr>
       <w:tblGrid>
@@ -35716,7 +36117,11 @@
           <w:tblHeader w:val="on"/>
         </w:trPr>
         <w:tc>
-          <w:tcPr/>
+          <w:tcPr>
+            <w:tcBorders>
+              <w:bottom w:val="single" w:sz="8" w:space="0" w:color="000000"/>
+            </w:tcBorders>
+          </w:tcPr>
           <w:p>
             <w:pPr>
               <w:pStyle w:val="Compact"/>
@@ -35732,7 +36137,11 @@
           </w:p>
         </w:tc>
         <w:tc>
-          <w:tcPr/>
+          <w:tcPr>
+            <w:tcBorders>
+              <w:bottom w:val="single" w:sz="8" w:space="0" w:color="000000"/>
+            </w:tcBorders>
+          </w:tcPr>
           <w:p>
             <w:pPr>
               <w:pStyle w:val="Compact"/>
@@ -36879,7 +37288,7 @@
     <ns0:rPr>
       <ns0:rFonts ns0:ascii="Times New Roman" ns0:cs="Times New Roman" ns0:eastAsia="SimHei" ns0:hAnsi="Times New Roman"/>
       <ns0:b/>
-      <ns0:color ns0:val="17324D"/>
+      <ns0:color ns0:val="000000"/>
       <ns0:sz ns0:val="44"/>
       <ns0:szCs ns0:val="56"/>
     </ns0:rPr>
@@ -37021,7 +37430,7 @@
     <ns0:rPr>
       <ns0:rFonts ns0:ascii="Times New Roman" ns0:cs="Times New Roman" ns0:eastAsia="SimHei" ns0:hAnsi="Times New Roman"/>
       <ns0:b/>
-      <ns0:color ns0:val="17324D"/>
+      <ns0:color ns0:val="000000"/>
       <ns0:sz ns0:val="32"/>
       <ns0:szCs ns0:val="40"/>
     </ns0:rPr>
@@ -37045,7 +37454,7 @@
     <ns0:rPr>
       <ns0:rFonts ns0:ascii="Times New Roman" ns0:cs="Times New Roman" ns0:eastAsia="SimHei" ns0:hAnsi="Times New Roman"/>
       <ns0:b/>
-      <ns0:color ns0:val="17324D"/>
+      <ns0:color ns0:val="000000"/>
       <ns0:sz ns0:val="28"/>
       <ns0:szCs ns0:val="32"/>
     </ns0:rPr>
@@ -37069,7 +37478,7 @@
     <ns0:rPr>
       <ns0:rFonts ns0:ascii="Times New Roman" ns0:cs="Times New Roman" ns0:eastAsia="SimHei" ns0:hAnsi="Times New Roman"/>
       <ns0:b/>
-      <ns0:color ns0:val="17324D"/>
+      <ns0:color ns0:val="000000"/>
       <ns0:sz ns0:val="25"/>
       <ns0:szCs ns0:val="28"/>
     </ns0:rPr>
